--- a/n__module 4/logistic regression/Logistic Regression.docx
+++ b/n__module 4/logistic regression/Logistic Regression.docx
@@ -398,6 +398,11 @@
       </w:r>
     </w:p>
     <w:p>
+      <w:pPr>
+        <w:pBdr>
+          <w:bottom w:val="double" w:sz="6" w:space="1" w:color="auto"/>
+        </w:pBdr>
+      </w:pPr>
       <w:r>
         <w:rPr>
           <w:b/>
@@ -407,6 +412,524 @@
       </w:r>
       <w:r>
         <w:t>.</w:t>
+      </w:r>
+    </w:p>
+    <w:p>
+      <w:pPr>
+        <w:rPr>
+          <w:b/>
+          <w:bCs/>
+        </w:rPr>
+      </w:pPr>
+      <w:r>
+        <w:rPr>
+          <w:b/>
+          <w:bCs/>
+        </w:rPr>
+        <w:t>Perceptron Trick — Short Notes</w:t>
+      </w:r>
+    </w:p>
+    <w:p>
+      <w:pPr>
+        <w:rPr>
+          <w:b/>
+          <w:bCs/>
+        </w:rPr>
+      </w:pPr>
+      <w:r>
+        <w:rPr>
+          <w:b/>
+          <w:bCs/>
+        </w:rPr>
+        <w:t>How it works</w:t>
+      </w:r>
+    </w:p>
+    <w:p>
+      <w:pPr>
+        <w:numPr>
+          <w:ilvl w:val="0"/>
+          <w:numId w:val="3"/>
+        </w:numPr>
+      </w:pPr>
+      <w:r>
+        <w:t xml:space="preserve">Add a </w:t>
+      </w:r>
+      <w:r>
+        <w:rPr>
+          <w:b/>
+          <w:bCs/>
+        </w:rPr>
+        <w:t>1 column</w:t>
+      </w:r>
+      <w:r>
+        <w:t xml:space="preserve"> to X → represents the </w:t>
+      </w:r>
+      <w:r>
+        <w:rPr>
+          <w:b/>
+          <w:bCs/>
+        </w:rPr>
+        <w:t>bias/intercept</w:t>
+      </w:r>
+      <w:r>
+        <w:t xml:space="preserve">. </w:t>
+      </w:r>
+    </w:p>
+    <w:p>
+      <w:pPr>
+        <w:numPr>
+          <w:ilvl w:val="0"/>
+          <w:numId w:val="3"/>
+        </w:numPr>
+      </w:pPr>
+      <w:r>
+        <w:t xml:space="preserve">Initialize weights. </w:t>
+      </w:r>
+    </w:p>
+    <w:p>
+      <w:pPr>
+        <w:numPr>
+          <w:ilvl w:val="0"/>
+          <w:numId w:val="3"/>
+        </w:numPr>
+      </w:pPr>
+      <w:r>
+        <w:t xml:space="preserve">Pick a training point. </w:t>
+      </w:r>
+    </w:p>
+    <w:p>
+      <w:pPr>
+        <w:numPr>
+          <w:ilvl w:val="0"/>
+          <w:numId w:val="3"/>
+        </w:numPr>
+      </w:pPr>
+      <w:r>
+        <w:t xml:space="preserve">Make a prediction. </w:t>
+      </w:r>
+    </w:p>
+    <w:p>
+      <w:pPr>
+        <w:numPr>
+          <w:ilvl w:val="0"/>
+          <w:numId w:val="3"/>
+        </w:numPr>
+      </w:pPr>
+      <w:r>
+        <w:t xml:space="preserve">If prediction is wrong → </w:t>
+      </w:r>
+      <w:r>
+        <w:rPr>
+          <w:b/>
+          <w:bCs/>
+        </w:rPr>
+        <w:t>update weights</w:t>
+      </w:r>
+      <w:r>
+        <w:t xml:space="preserve">. </w:t>
+      </w:r>
+    </w:p>
+    <w:p>
+      <w:pPr>
+        <w:numPr>
+          <w:ilvl w:val="0"/>
+          <w:numId w:val="3"/>
+        </w:numPr>
+      </w:pPr>
+      <w:r>
+        <w:t xml:space="preserve">Repeat for several epochs. </w:t>
+      </w:r>
+    </w:p>
+    <w:p>
+      <w:pPr>
+        <w:rPr>
+          <w:b/>
+          <w:bCs/>
+        </w:rPr>
+      </w:pPr>
+      <w:r>
+        <w:rPr>
+          <w:b/>
+          <w:bCs/>
+        </w:rPr>
+        <w:t>Update</w:t>
+      </w:r>
+    </w:p>
+    <w:p>
+      <w:pPr>
+        <w:numPr>
+          <w:ilvl w:val="0"/>
+          <w:numId w:val="4"/>
+        </w:numPr>
+      </w:pPr>
+      <w:r>
+        <w:t xml:space="preserve">η → learning rate </w:t>
+      </w:r>
+    </w:p>
+    <w:p>
+      <w:pPr>
+        <w:numPr>
+          <w:ilvl w:val="0"/>
+          <w:numId w:val="4"/>
+        </w:numPr>
+      </w:pPr>
+      <w:r>
+        <w:t xml:space="preserve">y → actual class </w:t>
+      </w:r>
+    </w:p>
+    <w:p>
+      <w:pPr>
+        <w:numPr>
+          <w:ilvl w:val="0"/>
+          <w:numId w:val="4"/>
+        </w:numPr>
+      </w:pPr>
+      <w:r>
+        <w:t xml:space="preserve">ŷ → predicted class </w:t>
+      </w:r>
+    </w:p>
+    <w:p>
+      <w:pPr>
+        <w:numPr>
+          <w:ilvl w:val="0"/>
+          <w:numId w:val="4"/>
+        </w:numPr>
+      </w:pPr>
+      <w:r>
+        <w:t xml:space="preserve">x → input features </w:t>
+      </w:r>
+    </w:p>
+    <w:p>
+      <w:pPr>
+        <w:rPr>
+          <w:b/>
+          <w:bCs/>
+        </w:rPr>
+      </w:pPr>
+      <w:r>
+        <w:rPr>
+          <w:b/>
+          <w:bCs/>
+        </w:rPr>
+        <w:t>Main Limitation</w:t>
+      </w:r>
+    </w:p>
+    <w:p>
+      <w:r>
+        <w:t>The Perceptron stops when it can classify the training data correctly.</w:t>
+      </w:r>
+    </w:p>
+    <w:p>
+      <w:r>
+        <w:rPr>
+          <w:b/>
+          <w:bCs/>
+        </w:rPr>
+        <w:t>Problem:</w:t>
+      </w:r>
+      <w:r>
+        <w:t xml:space="preserve"> It doesn't necessarily find the </w:t>
+      </w:r>
+      <w:r>
+        <w:rPr>
+          <w:b/>
+          <w:bCs/>
+        </w:rPr>
+        <w:t>best decision boundary</w:t>
+      </w:r>
+      <w:r>
+        <w:t>.</w:t>
+      </w:r>
+    </w:p>
+    <w:p>
+      <w:proofErr w:type="gramStart"/>
+      <w:r>
+        <w:t>So</w:t>
+      </w:r>
+      <w:proofErr w:type="gramEnd"/>
+      <w:r>
+        <w:t xml:space="preserve"> it can give:</w:t>
+      </w:r>
+    </w:p>
+    <w:p>
+      <w:r>
+        <w:lastRenderedPageBreak/>
+        <w:t>Perceptron</w:t>
+      </w:r>
+    </w:p>
+    <w:p>
+      <w:r>
+        <w:t xml:space="preserve">   ↓</w:t>
+      </w:r>
+    </w:p>
+    <w:p>
+      <w:r>
+        <w:t>Correctly classifies training data</w:t>
+      </w:r>
+    </w:p>
+    <w:p>
+      <w:r>
+        <w:t xml:space="preserve">   ↓</w:t>
+      </w:r>
+    </w:p>
+    <w:p>
+      <w:r>
+        <w:t>But boundary may be poor</w:t>
+      </w:r>
+    </w:p>
+    <w:p>
+      <w:r>
+        <w:t xml:space="preserve">   ↓</w:t>
+      </w:r>
+    </w:p>
+    <w:p>
+      <w:r>
+        <w:t>Poor generalization</w:t>
+      </w:r>
+    </w:p>
+    <w:p>
+      <w:pPr>
+        <w:rPr>
+          <w:b/>
+          <w:bCs/>
+        </w:rPr>
+      </w:pPr>
+      <w:r>
+        <w:rPr>
+          <w:b/>
+          <w:bCs/>
+        </w:rPr>
+        <w:t>Perceptron vs Logistic Regression</w:t>
+      </w:r>
+    </w:p>
+    <w:tbl>
+      <w:tblPr>
+        <w:tblW w:w="0" w:type="auto"/>
+        <w:tblCellSpacing w:w="15" w:type="dxa"/>
+        <w:tblCellMar>
+          <w:top w:w="15" w:type="dxa"/>
+          <w:left w:w="15" w:type="dxa"/>
+          <w:bottom w:w="15" w:type="dxa"/>
+          <w:right w:w="15" w:type="dxa"/>
+        </w:tblCellMar>
+        <w:tblLook w:val="04A0" w:firstRow="1" w:lastRow="0" w:firstColumn="1" w:lastColumn="0" w:noHBand="0" w:noVBand="1"/>
+      </w:tblPr>
+      <w:tblGrid>
+        <w:gridCol w:w="3337"/>
+        <w:gridCol w:w="2889"/>
+      </w:tblGrid>
+      <w:tr>
+        <w:trPr>
+          <w:tblHeader/>
+          <w:tblCellSpacing w:w="15" w:type="dxa"/>
+        </w:trPr>
+        <w:tc>
+          <w:tcPr>
+            <w:tcW w:w="0" w:type="auto"/>
+            <w:vAlign w:val="center"/>
+            <w:hideMark/>
+          </w:tcPr>
+          <w:p>
+            <w:pPr>
+              <w:rPr>
+                <w:b/>
+                <w:bCs/>
+              </w:rPr>
+            </w:pPr>
+            <w:r>
+              <w:rPr>
+                <w:b/>
+                <w:bCs/>
+              </w:rPr>
+              <w:t>Perceptron</w:t>
+            </w:r>
+          </w:p>
+        </w:tc>
+        <w:tc>
+          <w:tcPr>
+            <w:tcW w:w="0" w:type="auto"/>
+            <w:vAlign w:val="center"/>
+            <w:hideMark/>
+          </w:tcPr>
+          <w:p>
+            <w:pPr>
+              <w:rPr>
+                <w:b/>
+                <w:bCs/>
+              </w:rPr>
+            </w:pPr>
+            <w:r>
+              <w:rPr>
+                <w:b/>
+                <w:bCs/>
+              </w:rPr>
+              <w:t>Logistic Regression</w:t>
+            </w:r>
+          </w:p>
+        </w:tc>
+      </w:tr>
+      <w:tr>
+        <w:trPr>
+          <w:tblCellSpacing w:w="15" w:type="dxa"/>
+        </w:trPr>
+        <w:tc>
+          <w:tcPr>
+            <w:tcW w:w="0" w:type="auto"/>
+            <w:vAlign w:val="center"/>
+            <w:hideMark/>
+          </w:tcPr>
+          <w:p>
+            <w:r>
+              <w:t>Focuses on correct classification</w:t>
+            </w:r>
+          </w:p>
+        </w:tc>
+        <w:tc>
+          <w:tcPr>
+            <w:tcW w:w="0" w:type="auto"/>
+            <w:vAlign w:val="center"/>
+            <w:hideMark/>
+          </w:tcPr>
+          <w:p>
+            <w:r>
+              <w:t>Optimizes probability/loss</w:t>
+            </w:r>
+          </w:p>
+        </w:tc>
+      </w:tr>
+      <w:tr>
+        <w:trPr>
+          <w:tblCellSpacing w:w="15" w:type="dxa"/>
+        </w:trPr>
+        <w:tc>
+          <w:tcPr>
+            <w:tcW w:w="0" w:type="auto"/>
+            <w:vAlign w:val="center"/>
+            <w:hideMark/>
+          </w:tcPr>
+          <w:p>
+            <w:r>
+              <w:t>Can stop at any separating boundary</w:t>
+            </w:r>
+          </w:p>
+        </w:tc>
+        <w:tc>
+          <w:tcPr>
+            <w:tcW w:w="0" w:type="auto"/>
+            <w:vAlign w:val="center"/>
+            <w:hideMark/>
+          </w:tcPr>
+          <w:p>
+            <w:r>
+              <w:t>Finds a more suitable boundary</w:t>
+            </w:r>
+          </w:p>
+        </w:tc>
+      </w:tr>
+      <w:tr>
+        <w:trPr>
+          <w:tblCellSpacing w:w="15" w:type="dxa"/>
+        </w:trPr>
+        <w:tc>
+          <w:tcPr>
+            <w:tcW w:w="0" w:type="auto"/>
+            <w:vAlign w:val="center"/>
+            <w:hideMark/>
+          </w:tcPr>
+          <w:p>
+            <w:r>
+              <w:t>No probability output</w:t>
+            </w:r>
+          </w:p>
+        </w:tc>
+        <w:tc>
+          <w:tcPr>
+            <w:tcW w:w="0" w:type="auto"/>
+            <w:vAlign w:val="center"/>
+            <w:hideMark/>
+          </w:tcPr>
+          <w:p>
+            <w:r>
+              <w:t>Gives probability</w:t>
+            </w:r>
+          </w:p>
+        </w:tc>
+      </w:tr>
+      <w:tr>
+        <w:trPr>
+          <w:tblCellSpacing w:w="15" w:type="dxa"/>
+        </w:trPr>
+        <w:tc>
+          <w:tcPr>
+            <w:tcW w:w="0" w:type="auto"/>
+            <w:vAlign w:val="center"/>
+            <w:hideMark/>
+          </w:tcPr>
+          <w:p>
+            <w:r>
+              <w:t>Mainly useful for learning</w:t>
+            </w:r>
+          </w:p>
+        </w:tc>
+        <w:tc>
+          <w:tcPr>
+            <w:tcW w:w="0" w:type="auto"/>
+            <w:vAlign w:val="center"/>
+            <w:hideMark/>
+          </w:tcPr>
+          <w:p>
+            <w:r>
+              <w:t>Widely used in practice</w:t>
+            </w:r>
+          </w:p>
+        </w:tc>
+      </w:tr>
+    </w:tbl>
+    <w:p>
+      <w:pPr>
+        <w:rPr>
+          <w:b/>
+          <w:bCs/>
+        </w:rPr>
+      </w:pPr>
+      <w:r>
+        <w:rPr>
+          <w:rFonts w:ascii="Segoe UI Emoji" w:hAnsi="Segoe UI Emoji" w:cs="Segoe UI Emoji"/>
+          <w:b/>
+          <w:bCs/>
+        </w:rPr>
+        <w:t>🧠</w:t>
+      </w:r>
+      <w:r>
+        <w:rPr>
+          <w:b/>
+          <w:bCs/>
+        </w:rPr>
+        <w:t xml:space="preserve"> Remember</w:t>
+      </w:r>
+    </w:p>
+    <w:p>
+      <w:pPr>
+        <w:pBdr>
+          <w:bottom w:val="double" w:sz="6" w:space="1" w:color="auto"/>
+        </w:pBdr>
+      </w:pPr>
+      <w:r>
+        <w:rPr>
+          <w:b/>
+          <w:bCs/>
+        </w:rPr>
+        <w:t>Perceptron says: "Just separate the classes."</w:t>
+      </w:r>
+      <w:r>
+        <w:br/>
+      </w:r>
+      <w:r>
+        <w:rPr>
+          <w:b/>
+          <w:bCs/>
+        </w:rPr>
+        <w:t>Logistic Regression says: "Find a good boundary and estimate probabilities."</w:t>
       </w:r>
     </w:p>
     <w:p/>
@@ -684,11 +1207,279 @@
       </w:pPr>
     </w:lvl>
   </w:abstractNum>
+  <w:abstractNum w:abstractNumId="2" w15:restartNumberingAfterBreak="0">
+    <w:nsid w:val="3CB06AB7"/>
+    <w:multiLevelType w:val="multilevel"/>
+    <w:tmpl w:val="74E03512"/>
+    <w:lvl w:ilvl="0">
+      <w:start w:val="1"/>
+      <w:numFmt w:val="decimal"/>
+      <w:lvlText w:val="%1."/>
+      <w:lvlJc w:val="left"/>
+      <w:pPr>
+        <w:tabs>
+          <w:tab w:val="num" w:pos="720"/>
+        </w:tabs>
+        <w:ind w:left="720" w:hanging="360"/>
+      </w:pPr>
+    </w:lvl>
+    <w:lvl w:ilvl="1" w:tentative="1">
+      <w:start w:val="1"/>
+      <w:numFmt w:val="decimal"/>
+      <w:lvlText w:val="%2."/>
+      <w:lvlJc w:val="left"/>
+      <w:pPr>
+        <w:tabs>
+          <w:tab w:val="num" w:pos="1440"/>
+        </w:tabs>
+        <w:ind w:left="1440" w:hanging="360"/>
+      </w:pPr>
+    </w:lvl>
+    <w:lvl w:ilvl="2" w:tentative="1">
+      <w:start w:val="1"/>
+      <w:numFmt w:val="decimal"/>
+      <w:lvlText w:val="%3."/>
+      <w:lvlJc w:val="left"/>
+      <w:pPr>
+        <w:tabs>
+          <w:tab w:val="num" w:pos="2160"/>
+        </w:tabs>
+        <w:ind w:left="2160" w:hanging="360"/>
+      </w:pPr>
+    </w:lvl>
+    <w:lvl w:ilvl="3" w:tentative="1">
+      <w:start w:val="1"/>
+      <w:numFmt w:val="decimal"/>
+      <w:lvlText w:val="%4."/>
+      <w:lvlJc w:val="left"/>
+      <w:pPr>
+        <w:tabs>
+          <w:tab w:val="num" w:pos="2880"/>
+        </w:tabs>
+        <w:ind w:left="2880" w:hanging="360"/>
+      </w:pPr>
+    </w:lvl>
+    <w:lvl w:ilvl="4" w:tentative="1">
+      <w:start w:val="1"/>
+      <w:numFmt w:val="decimal"/>
+      <w:lvlText w:val="%5."/>
+      <w:lvlJc w:val="left"/>
+      <w:pPr>
+        <w:tabs>
+          <w:tab w:val="num" w:pos="3600"/>
+        </w:tabs>
+        <w:ind w:left="3600" w:hanging="360"/>
+      </w:pPr>
+    </w:lvl>
+    <w:lvl w:ilvl="5" w:tentative="1">
+      <w:start w:val="1"/>
+      <w:numFmt w:val="decimal"/>
+      <w:lvlText w:val="%6."/>
+      <w:lvlJc w:val="left"/>
+      <w:pPr>
+        <w:tabs>
+          <w:tab w:val="num" w:pos="4320"/>
+        </w:tabs>
+        <w:ind w:left="4320" w:hanging="360"/>
+      </w:pPr>
+    </w:lvl>
+    <w:lvl w:ilvl="6" w:tentative="1">
+      <w:start w:val="1"/>
+      <w:numFmt w:val="decimal"/>
+      <w:lvlText w:val="%7."/>
+      <w:lvlJc w:val="left"/>
+      <w:pPr>
+        <w:tabs>
+          <w:tab w:val="num" w:pos="5040"/>
+        </w:tabs>
+        <w:ind w:left="5040" w:hanging="360"/>
+      </w:pPr>
+    </w:lvl>
+    <w:lvl w:ilvl="7" w:tentative="1">
+      <w:start w:val="1"/>
+      <w:numFmt w:val="decimal"/>
+      <w:lvlText w:val="%8."/>
+      <w:lvlJc w:val="left"/>
+      <w:pPr>
+        <w:tabs>
+          <w:tab w:val="num" w:pos="5760"/>
+        </w:tabs>
+        <w:ind w:left="5760" w:hanging="360"/>
+      </w:pPr>
+    </w:lvl>
+    <w:lvl w:ilvl="8" w:tentative="1">
+      <w:start w:val="1"/>
+      <w:numFmt w:val="decimal"/>
+      <w:lvlText w:val="%9."/>
+      <w:lvlJc w:val="left"/>
+      <w:pPr>
+        <w:tabs>
+          <w:tab w:val="num" w:pos="6480"/>
+        </w:tabs>
+        <w:ind w:left="6480" w:hanging="360"/>
+      </w:pPr>
+    </w:lvl>
+  </w:abstractNum>
+  <w:abstractNum w:abstractNumId="3" w15:restartNumberingAfterBreak="0">
+    <w:nsid w:val="63063B79"/>
+    <w:multiLevelType w:val="multilevel"/>
+    <w:tmpl w:val="7D28FD0E"/>
+    <w:lvl w:ilvl="0">
+      <w:start w:val="1"/>
+      <w:numFmt w:val="bullet"/>
+      <w:lvlText w:val=""/>
+      <w:lvlJc w:val="left"/>
+      <w:pPr>
+        <w:tabs>
+          <w:tab w:val="num" w:pos="720"/>
+        </w:tabs>
+        <w:ind w:left="720" w:hanging="360"/>
+      </w:pPr>
+      <w:rPr>
+        <w:rFonts w:ascii="Symbol" w:hAnsi="Symbol" w:hint="default"/>
+        <w:sz w:val="20"/>
+      </w:rPr>
+    </w:lvl>
+    <w:lvl w:ilvl="1" w:tentative="1">
+      <w:start w:val="1"/>
+      <w:numFmt w:val="bullet"/>
+      <w:lvlText w:val="o"/>
+      <w:lvlJc w:val="left"/>
+      <w:pPr>
+        <w:tabs>
+          <w:tab w:val="num" w:pos="1440"/>
+        </w:tabs>
+        <w:ind w:left="1440" w:hanging="360"/>
+      </w:pPr>
+      <w:rPr>
+        <w:rFonts w:ascii="Courier New" w:hAnsi="Courier New" w:hint="default"/>
+        <w:sz w:val="20"/>
+      </w:rPr>
+    </w:lvl>
+    <w:lvl w:ilvl="2" w:tentative="1">
+      <w:start w:val="1"/>
+      <w:numFmt w:val="bullet"/>
+      <w:lvlText w:val=""/>
+      <w:lvlJc w:val="left"/>
+      <w:pPr>
+        <w:tabs>
+          <w:tab w:val="num" w:pos="2160"/>
+        </w:tabs>
+        <w:ind w:left="2160" w:hanging="360"/>
+      </w:pPr>
+      <w:rPr>
+        <w:rFonts w:ascii="Wingdings" w:hAnsi="Wingdings" w:hint="default"/>
+        <w:sz w:val="20"/>
+      </w:rPr>
+    </w:lvl>
+    <w:lvl w:ilvl="3" w:tentative="1">
+      <w:start w:val="1"/>
+      <w:numFmt w:val="bullet"/>
+      <w:lvlText w:val=""/>
+      <w:lvlJc w:val="left"/>
+      <w:pPr>
+        <w:tabs>
+          <w:tab w:val="num" w:pos="2880"/>
+        </w:tabs>
+        <w:ind w:left="2880" w:hanging="360"/>
+      </w:pPr>
+      <w:rPr>
+        <w:rFonts w:ascii="Wingdings" w:hAnsi="Wingdings" w:hint="default"/>
+        <w:sz w:val="20"/>
+      </w:rPr>
+    </w:lvl>
+    <w:lvl w:ilvl="4" w:tentative="1">
+      <w:start w:val="1"/>
+      <w:numFmt w:val="bullet"/>
+      <w:lvlText w:val=""/>
+      <w:lvlJc w:val="left"/>
+      <w:pPr>
+        <w:tabs>
+          <w:tab w:val="num" w:pos="3600"/>
+        </w:tabs>
+        <w:ind w:left="3600" w:hanging="360"/>
+      </w:pPr>
+      <w:rPr>
+        <w:rFonts w:ascii="Wingdings" w:hAnsi="Wingdings" w:hint="default"/>
+        <w:sz w:val="20"/>
+      </w:rPr>
+    </w:lvl>
+    <w:lvl w:ilvl="5" w:tentative="1">
+      <w:start w:val="1"/>
+      <w:numFmt w:val="bullet"/>
+      <w:lvlText w:val=""/>
+      <w:lvlJc w:val="left"/>
+      <w:pPr>
+        <w:tabs>
+          <w:tab w:val="num" w:pos="4320"/>
+        </w:tabs>
+        <w:ind w:left="4320" w:hanging="360"/>
+      </w:pPr>
+      <w:rPr>
+        <w:rFonts w:ascii="Wingdings" w:hAnsi="Wingdings" w:hint="default"/>
+        <w:sz w:val="20"/>
+      </w:rPr>
+    </w:lvl>
+    <w:lvl w:ilvl="6" w:tentative="1">
+      <w:start w:val="1"/>
+      <w:numFmt w:val="bullet"/>
+      <w:lvlText w:val=""/>
+      <w:lvlJc w:val="left"/>
+      <w:pPr>
+        <w:tabs>
+          <w:tab w:val="num" w:pos="5040"/>
+        </w:tabs>
+        <w:ind w:left="5040" w:hanging="360"/>
+      </w:pPr>
+      <w:rPr>
+        <w:rFonts w:ascii="Wingdings" w:hAnsi="Wingdings" w:hint="default"/>
+        <w:sz w:val="20"/>
+      </w:rPr>
+    </w:lvl>
+    <w:lvl w:ilvl="7" w:tentative="1">
+      <w:start w:val="1"/>
+      <w:numFmt w:val="bullet"/>
+      <w:lvlText w:val=""/>
+      <w:lvlJc w:val="left"/>
+      <w:pPr>
+        <w:tabs>
+          <w:tab w:val="num" w:pos="5760"/>
+        </w:tabs>
+        <w:ind w:left="5760" w:hanging="360"/>
+      </w:pPr>
+      <w:rPr>
+        <w:rFonts w:ascii="Wingdings" w:hAnsi="Wingdings" w:hint="default"/>
+        <w:sz w:val="20"/>
+      </w:rPr>
+    </w:lvl>
+    <w:lvl w:ilvl="8" w:tentative="1">
+      <w:start w:val="1"/>
+      <w:numFmt w:val="bullet"/>
+      <w:lvlText w:val=""/>
+      <w:lvlJc w:val="left"/>
+      <w:pPr>
+        <w:tabs>
+          <w:tab w:val="num" w:pos="6480"/>
+        </w:tabs>
+        <w:ind w:left="6480" w:hanging="360"/>
+      </w:pPr>
+      <w:rPr>
+        <w:rFonts w:ascii="Wingdings" w:hAnsi="Wingdings" w:hint="default"/>
+        <w:sz w:val="20"/>
+      </w:rPr>
+    </w:lvl>
+  </w:abstractNum>
   <w:num w:numId="1" w16cid:durableId="2114667919">
     <w:abstractNumId w:val="1"/>
   </w:num>
   <w:num w:numId="2" w16cid:durableId="967591875">
     <w:abstractNumId w:val="0"/>
+  </w:num>
+  <w:num w:numId="3" w16cid:durableId="748889953">
+    <w:abstractNumId w:val="2"/>
+  </w:num>
+  <w:num w:numId="4" w16cid:durableId="1410541909">
+    <w:abstractNumId w:val="3"/>
   </w:num>
 </w:numbering>
 </file>

--- a/n__module 4/logistic regression/Logistic Regression.docx
+++ b/n__module 4/logistic regression/Logistic Regression.docx
@@ -930,6 +930,294 @@
           <w:bCs/>
         </w:rPr>
         <w:t>Logistic Regression says: "Find a good boundary and estimate probabilities."</w:t>
+      </w:r>
+    </w:p>
+    <w:p>
+      <w:pPr>
+        <w:rPr>
+          <w:b/>
+          <w:bCs/>
+        </w:rPr>
+      </w:pPr>
+      <w:r>
+        <w:rPr>
+          <w:b/>
+          <w:bCs/>
+        </w:rPr>
+        <w:t>Sigmoid Function — Short Notes</w:t>
+      </w:r>
+    </w:p>
+    <w:p>
+      <w:pPr>
+        <w:rPr>
+          <w:b/>
+          <w:bCs/>
+        </w:rPr>
+      </w:pPr>
+      <w:r>
+        <w:rPr>
+          <w:b/>
+          <w:bCs/>
+        </w:rPr>
+        <w:t>Why Sigmoid?</w:t>
+      </w:r>
+    </w:p>
+    <w:p>
+      <w:r>
+        <w:t xml:space="preserve">The </w:t>
+      </w:r>
+      <w:r>
+        <w:rPr>
+          <w:b/>
+          <w:bCs/>
+        </w:rPr>
+        <w:t>Perceptron uses a step function</w:t>
+      </w:r>
+      <w:r>
+        <w:t>:</w:t>
+      </w:r>
+    </w:p>
+    <w:p>
+      <w:r>
+        <w:t>z &lt; 0 → 0</w:t>
+      </w:r>
+    </w:p>
+    <w:p>
+      <w:r>
+        <w:t>z ≥ 0 → 1</w:t>
+      </w:r>
+    </w:p>
+    <w:p>
+      <w:r>
+        <w:t xml:space="preserve">Problem: it only gives </w:t>
+      </w:r>
+      <w:r>
+        <w:rPr>
+          <w:b/>
+          <w:bCs/>
+        </w:rPr>
+        <w:t>0 or 1</w:t>
+      </w:r>
+      <w:r>
+        <w:t>, so there is no gradual change to help update the model.</w:t>
+      </w:r>
+    </w:p>
+    <w:p>
+      <w:pPr>
+        <w:rPr>
+          <w:b/>
+          <w:bCs/>
+        </w:rPr>
+      </w:pPr>
+      <w:r>
+        <w:rPr>
+          <w:b/>
+          <w:bCs/>
+        </w:rPr>
+        <w:t>Sigmoid Function</w:t>
+      </w:r>
+    </w:p>
+    <w:p>
+      <w:r>
+        <w:t>Logistic Regression uses:</w:t>
+      </w:r>
+    </w:p>
+    <w:p>
+      <w:r>
+        <w:t xml:space="preserve">It converts any value into a </w:t>
+      </w:r>
+      <w:r>
+        <w:rPr>
+          <w:b/>
+          <w:bCs/>
+        </w:rPr>
+        <w:t>0–1 probability</w:t>
+      </w:r>
+      <w:r>
+        <w:t>.</w:t>
+      </w:r>
+    </w:p>
+    <w:p>
+      <w:r>
+        <w:t>z → Sigmoid → Probability</w:t>
+      </w:r>
+    </w:p>
+    <w:p>
+      <w:r>
+        <w:t>Example:</w:t>
+      </w:r>
+    </w:p>
+    <w:p>
+      <w:r>
+        <w:t>z = -</w:t>
+      </w:r>
+      <w:proofErr w:type="gramStart"/>
+      <w:r>
+        <w:t>2  →</w:t>
+      </w:r>
+      <w:proofErr w:type="gramEnd"/>
+      <w:r>
+        <w:t xml:space="preserve"> 0.12</w:t>
+      </w:r>
+    </w:p>
+    <w:p>
+      <w:r>
+        <w:t xml:space="preserve">z </w:t>
+      </w:r>
+      <w:proofErr w:type="gramStart"/>
+      <w:r>
+        <w:t>=  0</w:t>
+      </w:r>
+      <w:proofErr w:type="gramEnd"/>
+      <w:r>
+        <w:t xml:space="preserve">  → 0.50</w:t>
+      </w:r>
+    </w:p>
+    <w:p>
+      <w:r>
+        <w:t xml:space="preserve">z </w:t>
+      </w:r>
+      <w:proofErr w:type="gramStart"/>
+      <w:r>
+        <w:t>=  2</w:t>
+      </w:r>
+      <w:proofErr w:type="gramEnd"/>
+      <w:r>
+        <w:t xml:space="preserve">  → 0.88</w:t>
+      </w:r>
+    </w:p>
+    <w:p>
+      <w:proofErr w:type="gramStart"/>
+      <w:r>
+        <w:lastRenderedPageBreak/>
+        <w:t>So</w:t>
+      </w:r>
+      <w:proofErr w:type="gramEnd"/>
+      <w:r>
+        <w:t xml:space="preserve"> the model can say:</w:t>
+      </w:r>
+    </w:p>
+    <w:p>
+      <w:r>
+        <w:rPr>
+          <w:b/>
+          <w:bCs/>
+        </w:rPr>
+        <w:t>"There is an 88% probability this belongs to Class 1."</w:t>
+      </w:r>
+    </w:p>
+    <w:p>
+      <w:pPr>
+        <w:rPr>
+          <w:b/>
+          <w:bCs/>
+        </w:rPr>
+      </w:pPr>
+      <w:r>
+        <w:rPr>
+          <w:b/>
+          <w:bCs/>
+        </w:rPr>
+        <w:t>Why is this better than Perceptron?</w:t>
+      </w:r>
+    </w:p>
+    <w:p>
+      <w:r>
+        <w:t>Instead of:</w:t>
+      </w:r>
+    </w:p>
+    <w:p>
+      <w:r>
+        <w:t>Correct → No update</w:t>
+      </w:r>
+    </w:p>
+    <w:p>
+      <w:r>
+        <w:t>Wrong   → Update</w:t>
+      </w:r>
+    </w:p>
+    <w:p>
+      <w:r>
+        <w:t xml:space="preserve">we get a </w:t>
+      </w:r>
+      <w:r>
+        <w:rPr>
+          <w:b/>
+          <w:bCs/>
+        </w:rPr>
+        <w:t>continuous probability</w:t>
+      </w:r>
+      <w:r>
+        <w:t xml:space="preserve">, so the model can measure </w:t>
+      </w:r>
+      <w:r>
+        <w:rPr>
+          <w:b/>
+          <w:bCs/>
+        </w:rPr>
+        <w:t>how confident</w:t>
+      </w:r>
+      <w:r>
+        <w:t xml:space="preserve"> it is and make gradual updates.</w:t>
+      </w:r>
+    </w:p>
+    <w:p>
+      <w:pPr>
+        <w:rPr>
+          <w:b/>
+          <w:bCs/>
+        </w:rPr>
+      </w:pPr>
+      <w:r>
+        <w:rPr>
+          <w:rFonts w:ascii="Segoe UI Emoji" w:hAnsi="Segoe UI Emoji" w:cs="Segoe UI Emoji"/>
+          <w:b/>
+          <w:bCs/>
+        </w:rPr>
+        <w:t>🧠</w:t>
+      </w:r>
+      <w:r>
+        <w:rPr>
+          <w:b/>
+          <w:bCs/>
+        </w:rPr>
+        <w:t xml:space="preserve"> Remember</w:t>
+      </w:r>
+    </w:p>
+    <w:p>
+      <w:r>
+        <w:rPr>
+          <w:b/>
+          <w:bCs/>
+        </w:rPr>
+        <w:t>Perceptron → Step function → 0/1</w:t>
+      </w:r>
+      <w:r>
+        <w:br/>
+      </w:r>
+      <w:r>
+        <w:rPr>
+          <w:b/>
+          <w:bCs/>
+        </w:rPr>
+        <w:t>Logistic Regression → Sigmoid → 0–1 probability</w:t>
+      </w:r>
+    </w:p>
+    <w:p>
+      <w:pPr>
+        <w:pBdr>
+          <w:bottom w:val="double" w:sz="6" w:space="1" w:color="auto"/>
+        </w:pBdr>
+      </w:pPr>
+      <w:r>
+        <w:t xml:space="preserve">The </w:t>
+      </w:r>
+      <w:r>
+        <w:rPr>
+          <w:b/>
+          <w:bCs/>
+        </w:rPr>
+        <w:t>Sigmoid is the key bridge from the Perceptron idea to Logistic Regression.</w:t>
       </w:r>
     </w:p>
     <w:p/>

--- a/n__module 4/logistic regression/Logistic Regression.docx
+++ b/n__module 4/logistic regression/Logistic Regression.docx
@@ -1,6 +1,6 @@
 
 <file path=word/document.xml><?xml version="1.0" encoding="utf-8"?>
-<w:document xmlns:wpc="http://schemas.microsoft.com/office/word/2010/wordprocessingCanvas" xmlns:cx="http://schemas.microsoft.com/office/drawing/2014/chartex" xmlns:cx1="http://schemas.microsoft.com/office/drawing/2015/9/8/chartex" xmlns:cx2="http://schemas.microsoft.com/office/drawing/2015/10/21/chartex" xmlns:cx3="http://schemas.microsoft.com/office/drawing/2016/5/9/chartex" xmlns:cx4="http://schemas.microsoft.com/office/drawing/2016/5/10/chartex" xmlns:cx5="http://schemas.microsoft.com/office/drawing/2016/5/11/chartex" xmlns:cx6="http://schemas.microsoft.com/office/drawing/2016/5/12/chartex" xmlns:cx7="http://schemas.microsoft.com/office/drawing/2016/5/13/chartex" xmlns:cx8="http://schemas.microsoft.com/office/drawing/2016/5/14/chartex" xmlns:mc="http://schemas.openxmlformats.org/markup-compatibility/2006" xmlns:aink="http://schemas.microsoft.com/office/drawing/2016/ink" xmlns:am3d="http://schemas.microsoft.com/office/drawing/2017/model3d" xmlns:o="urn:schemas-microsoft-com:office:office" xmlns:oel="http://schemas.microsoft.com/office/2019/extlst" xmlns:r="http://schemas.openxmlformats.org/officeDocument/2006/relationships" xmlns:m="http://schemas.openxmlformats.org/officeDocument/2006/math" xmlns:v="urn:schemas-microsoft-com:vml" xmlns:wp14="http://schemas.microsoft.com/office/word/2010/wordprocessingDrawing" xmlns:wp="http://schemas.openxmlformats.org/drawingml/2006/wordprocessingDrawing" xmlns:w10="urn:schemas-microsoft-com:office:word" xmlns:w="http://schemas.openxmlformats.org/wordprocessingml/2006/main" xmlns:w14="http://schemas.microsoft.com/office/word/2010/wordml" xmlns:w15="http://schemas.microsoft.com/office/word/2012/wordml" xmlns:w16cei="http://schemas.microsoft.com/office/word/2026/wordml/cei" xmlns:w16cex="http://schemas.microsoft.com/office/word/2018/wordml/cex" xmlns:w16cid="http://schemas.microsoft.com/office/word/2016/wordml/cid" xmlns:w16="http://schemas.microsoft.com/office/word/2018/wordml" xmlns:w16du="http://schemas.microsoft.com/office/word/2023/wordml/word16du" xmlns:w16sdtdh="http://schemas.microsoft.com/office/word/2020/wordml/sdtdatahash" xmlns:w16sdtfl="http://schemas.microsoft.com/office/word/2024/wordml/sdtformatlock" xmlns:w16se="http://schemas.microsoft.com/office/word/2015/wordml/symex" xmlns:wpg="http://schemas.microsoft.com/office/word/2010/wordprocessingGroup" xmlns:wpi="http://schemas.microsoft.com/office/word/2010/wordprocessingInk" xmlns:wne="http://schemas.microsoft.com/office/word/2006/wordml" xmlns:wps="http://schemas.microsoft.com/office/word/2010/wordprocessingShape" mc:Ignorable="w14 w15 w16se w16cid w16 w16cex w16sdtdh w16sdtfl w16du wp14">
+<w:document xmlns:wpc="http://schemas.microsoft.com/office/word/2010/wordprocessingCanvas" xmlns:cx="http://schemas.microsoft.com/office/drawing/2014/chartex" xmlns:cx1="http://schemas.microsoft.com/office/drawing/2015/9/8/chartex" xmlns:cx2="http://schemas.microsoft.com/office/drawing/2015/10/21/chartex" xmlns:cx3="http://schemas.microsoft.com/office/drawing/2016/5/9/chartex" xmlns:cx4="http://schemas.microsoft.com/office/drawing/2016/5/10/chartex" xmlns:cx5="http://schemas.microsoft.com/office/drawing/2016/5/11/chartex" xmlns:cx6="http://schemas.microsoft.com/office/drawing/2016/5/12/chartex" xmlns:cx7="http://schemas.microsoft.com/office/drawing/2016/5/13/chartex" xmlns:cx8="http://schemas.microsoft.com/office/drawing/2016/5/14/chartex" xmlns:mc="http://schemas.openxmlformats.org/markup-compatibility/2006" xmlns:aink="http://schemas.microsoft.com/office/drawing/2016/ink" xmlns:am3d="http://schemas.microsoft.com/office/drawing/2017/model3d" xmlns:o="urn:schemas-microsoft-com:office:office" xmlns:oel="http://schemas.microsoft.com/office/2019/extlst" xmlns:r="http://schemas.openxmlformats.org/officeDocument/2006/relationships" xmlns:m="http://schemas.openxmlformats.org/officeDocument/2006/math" xmlns:v="urn:schemas-microsoft-com:vml" xmlns:wp14="http://schemas.microsoft.com/office/word/2010/wordprocessingDrawing" xmlns:wp="http://schemas.openxmlformats.org/drawingml/2006/wordprocessingDrawing" xmlns:w10="urn:schemas-microsoft-com:office:word" xmlns:w="http://schemas.openxmlformats.org/wordprocessingml/2006/main" xmlns:w14="http://schemas.microsoft.com/office/word/2010/wordml" xmlns:w15="http://schemas.microsoft.com/office/word/2012/wordml" xmlns:w16cex="http://schemas.microsoft.com/office/word/2018/wordml/cex" xmlns:w16cid="http://schemas.microsoft.com/office/word/2016/wordml/cid" xmlns:w16="http://schemas.microsoft.com/office/word/2018/wordml" xmlns:w16du="http://schemas.microsoft.com/office/word/2023/wordml/word16du" xmlns:w16sdtdh="http://schemas.microsoft.com/office/word/2020/wordml/sdtdatahash" xmlns:w16sdtfl="http://schemas.microsoft.com/office/word/2024/wordml/sdtformatlock" xmlns:w16se="http://schemas.microsoft.com/office/word/2015/wordml/symex" xmlns:wpg="http://schemas.microsoft.com/office/word/2010/wordprocessingGroup" xmlns:wpi="http://schemas.microsoft.com/office/word/2010/wordprocessingInk" xmlns:wne="http://schemas.microsoft.com/office/word/2006/wordml" xmlns:wps="http://schemas.microsoft.com/office/word/2010/wordprocessingShape" mc:Ignorable="w14 w15 w16se w16cid w16 w16cex w16sdtdh w16sdtfl w16du wp14">
   <w:body>
     <w:p>
       <w:pPr>
@@ -1220,6 +1220,864 @@
         <w:t>Sigmoid is the key bridge from the Perceptron idea to Logistic Regression.</w:t>
       </w:r>
     </w:p>
+    <w:p>
+      <w:pPr>
+        <w:rPr>
+          <w:b/>
+          <w:bCs/>
+        </w:rPr>
+      </w:pPr>
+      <w:r>
+        <w:rPr>
+          <w:b/>
+          <w:bCs/>
+        </w:rPr>
+        <w:t>Logistic Regression — Loss Function</w:t>
+      </w:r>
+    </w:p>
+    <w:p>
+      <w:pPr>
+        <w:rPr>
+          <w:b/>
+          <w:bCs/>
+        </w:rPr>
+      </w:pPr>
+      <w:r>
+        <w:rPr>
+          <w:b/>
+          <w:bCs/>
+        </w:rPr>
+        <w:t>1. Why do we need a Loss Function?</w:t>
+      </w:r>
+    </w:p>
+    <w:p>
+      <w:r>
+        <w:t xml:space="preserve">The </w:t>
+      </w:r>
+      <w:r>
+        <w:rPr>
+          <w:b/>
+          <w:bCs/>
+        </w:rPr>
+        <w:t>Perceptron</w:t>
+      </w:r>
+      <w:r>
+        <w:t xml:space="preserve"> only tells us whether the prediction is correct or incorrect.</w:t>
+      </w:r>
+    </w:p>
+    <w:p>
+      <w:r>
+        <w:t xml:space="preserve">But Logistic Regression gives a </w:t>
+      </w:r>
+      <w:r>
+        <w:rPr>
+          <w:b/>
+          <w:bCs/>
+        </w:rPr>
+        <w:t>probability</w:t>
+      </w:r>
+      <w:r>
+        <w:t xml:space="preserve">, so we need to measure </w:t>
+      </w:r>
+      <w:r>
+        <w:rPr>
+          <w:b/>
+          <w:bCs/>
+        </w:rPr>
+        <w:t>how good that probability is</w:t>
+      </w:r>
+      <w:r>
+        <w:t>.</w:t>
+      </w:r>
+    </w:p>
+    <w:p>
+      <w:r>
+        <w:t>Example:</w:t>
+      </w:r>
+    </w:p>
+    <w:p>
+      <w:r>
+        <w:t>Actual class = 1</w:t>
+      </w:r>
+    </w:p>
+    <w:p>
+      <w:r>
+        <w:t>Prediction = 0.95 → Very good</w:t>
+      </w:r>
+    </w:p>
+    <w:p>
+      <w:r>
+        <w:t>Prediction = 0.60 → Not very confident</w:t>
+      </w:r>
+    </w:p>
+    <w:p>
+      <w:r>
+        <w:t>Prediction = 0.01 → Very bad</w:t>
+      </w:r>
+    </w:p>
+    <w:p>
+      <w:r>
+        <w:t xml:space="preserve">A loss function gives a </w:t>
+      </w:r>
+      <w:r>
+        <w:rPr>
+          <w:b/>
+          <w:bCs/>
+        </w:rPr>
+        <w:t>large penalty for bad predictions</w:t>
+      </w:r>
+      <w:r>
+        <w:t xml:space="preserve"> and a </w:t>
+      </w:r>
+      <w:r>
+        <w:rPr>
+          <w:b/>
+          <w:bCs/>
+        </w:rPr>
+        <w:t>small penalty for good predictions</w:t>
+      </w:r>
+      <w:r>
+        <w:t>.</w:t>
+      </w:r>
+    </w:p>
+    <w:p>
+      <w:r>
+        <w:pict w14:anchorId="0FF02A75">
+          <v:rect id="_x0000_i1073" style="width:0;height:1.5pt" o:hralign="center" o:hrstd="t" o:hr="t" fillcolor="#a0a0a0" stroked="f"/>
+        </w:pict>
+      </w:r>
+    </w:p>
+    <w:p>
+      <w:pPr>
+        <w:rPr>
+          <w:b/>
+          <w:bCs/>
+        </w:rPr>
+      </w:pPr>
+      <w:r>
+        <w:rPr>
+          <w:b/>
+          <w:bCs/>
+        </w:rPr>
+        <w:t>2. Maximum Likelihood Estimation (MLE)</w:t>
+      </w:r>
+    </w:p>
+    <w:p>
+      <w:r>
+        <w:t xml:space="preserve">MLE is used to find the model parameters that make the </w:t>
+      </w:r>
+      <w:r>
+        <w:rPr>
+          <w:b/>
+          <w:bCs/>
+        </w:rPr>
+        <w:t>observed data most likely</w:t>
+      </w:r>
+      <w:r>
+        <w:t>.</w:t>
+      </w:r>
+    </w:p>
+    <w:p>
+      <w:r>
+        <w:t>Suppose the actual labels are:</w:t>
+      </w:r>
+    </w:p>
+    <w:p>
+      <w:r>
+        <w:t>y = [1, 0, 1]</w:t>
+      </w:r>
+    </w:p>
+    <w:p>
+      <w:r>
+        <w:t>Model probabilities:</w:t>
+      </w:r>
+    </w:p>
+    <w:p>
+      <w:r>
+        <w:t>P = [0.9, 0.8, 0.7]</w:t>
+      </w:r>
+    </w:p>
+    <w:p>
+      <w:r>
+        <w:t xml:space="preserve">For a class 1, we want a </w:t>
+      </w:r>
+      <w:r>
+        <w:rPr>
+          <w:b/>
+          <w:bCs/>
+        </w:rPr>
+        <w:t>high probability</w:t>
+      </w:r>
+      <w:r>
+        <w:t>.</w:t>
+      </w:r>
+    </w:p>
+    <w:p>
+      <w:r>
+        <w:t xml:space="preserve">For a class 0, we want a </w:t>
+      </w:r>
+      <w:r>
+        <w:rPr>
+          <w:b/>
+          <w:bCs/>
+        </w:rPr>
+        <w:t>low probability</w:t>
+      </w:r>
+      <w:r>
+        <w:t>.</w:t>
+      </w:r>
+    </w:p>
+    <w:p>
+      <w:proofErr w:type="gramStart"/>
+      <w:r>
+        <w:lastRenderedPageBreak/>
+        <w:t>So</w:t>
+      </w:r>
+      <w:proofErr w:type="gramEnd"/>
+      <w:r>
+        <w:t xml:space="preserve"> the likelihood is:</w:t>
+      </w:r>
+    </w:p>
+    <w:p>
+      <w:r>
+        <w:t>General form:</w:t>
+      </w:r>
+    </w:p>
+    <w:p>
+      <w:r>
+        <w:t xml:space="preserve">We want to </w:t>
+      </w:r>
+      <w:r>
+        <w:rPr>
+          <w:b/>
+          <w:bCs/>
+        </w:rPr>
+        <w:t>maximize this likelihood</w:t>
+      </w:r>
+      <w:r>
+        <w:t>.</w:t>
+      </w:r>
+    </w:p>
+    <w:p>
+      <w:r>
+        <w:pict w14:anchorId="0B997F42">
+          <v:rect id="_x0000_i1074" style="width:0;height:1.5pt" o:hralign="center" o:hrstd="t" o:hr="t" fillcolor="#a0a0a0" stroked="f"/>
+        </w:pict>
+      </w:r>
+    </w:p>
+    <w:p>
+      <w:pPr>
+        <w:rPr>
+          <w:b/>
+          <w:bCs/>
+        </w:rPr>
+      </w:pPr>
+      <w:r>
+        <w:rPr>
+          <w:b/>
+          <w:bCs/>
+        </w:rPr>
+        <w:t>3. Why use Log?</w:t>
+      </w:r>
+    </w:p>
+    <w:p>
+      <w:r>
+        <w:t>When we have thousands of data points, multiplying many probabilities can produce an extremely tiny number.</w:t>
+      </w:r>
+    </w:p>
+    <w:p>
+      <w:r>
+        <w:t>For example:</w:t>
+      </w:r>
+    </w:p>
+    <w:p>
+      <w:r>
+        <w:t>becomes very small.</w:t>
+      </w:r>
+    </w:p>
+    <w:p>
+      <w:proofErr w:type="gramStart"/>
+      <w:r>
+        <w:t>So</w:t>
+      </w:r>
+      <w:proofErr w:type="gramEnd"/>
+      <w:r>
+        <w:t xml:space="preserve"> we take </w:t>
+      </w:r>
+      <w:r>
+        <w:rPr>
+          <w:b/>
+          <w:bCs/>
+        </w:rPr>
+        <w:t>logarithm</w:t>
+      </w:r>
+      <w:r>
+        <w:t>.</w:t>
+      </w:r>
+    </w:p>
+    <w:p>
+      <w:r>
+        <w:t>Because:</w:t>
+      </w:r>
+    </w:p>
+    <w:p>
+      <w:r>
+        <w:t>Multiplication becomes addition, which is much easier to calculate.</w:t>
+      </w:r>
+    </w:p>
+    <w:p>
+      <w:r>
+        <w:pict w14:anchorId="1AB3B5A9">
+          <v:rect id="_x0000_i1075" style="width:0;height:1.5pt" o:hralign="center" o:hrstd="t" o:hr="t" fillcolor="#a0a0a0" stroked="f"/>
+        </w:pict>
+      </w:r>
+    </w:p>
+    <w:p>
+      <w:pPr>
+        <w:rPr>
+          <w:b/>
+          <w:bCs/>
+        </w:rPr>
+      </w:pPr>
+      <w:r>
+        <w:rPr>
+          <w:b/>
+          <w:bCs/>
+        </w:rPr>
+        <w:t>4. From MLE to Cross-Entropy</w:t>
+      </w:r>
+    </w:p>
+    <w:p>
+      <w:r>
+        <w:t>We want to:</w:t>
+      </w:r>
+    </w:p>
+    <w:p>
+      <w:r>
+        <w:t xml:space="preserve">But ML optimization is usually written as </w:t>
+      </w:r>
+      <w:r>
+        <w:rPr>
+          <w:b/>
+          <w:bCs/>
+        </w:rPr>
+        <w:t>minimization</w:t>
+      </w:r>
+      <w:r>
+        <w:t>.</w:t>
+      </w:r>
+    </w:p>
+    <w:p>
+      <w:proofErr w:type="gramStart"/>
+      <w:r>
+        <w:t>So</w:t>
+      </w:r>
+      <w:proofErr w:type="gramEnd"/>
+      <w:r>
+        <w:t xml:space="preserve"> we multiply by -1:</w:t>
+      </w:r>
+    </w:p>
+    <w:p>
+      <w:r>
+        <w:t xml:space="preserve">This gives </w:t>
+      </w:r>
+      <w:r>
+        <w:rPr>
+          <w:b/>
+          <w:bCs/>
+        </w:rPr>
+        <w:t>Log Loss / Binary Cross-Entropy</w:t>
+      </w:r>
+      <w:r>
+        <w:t>.</w:t>
+      </w:r>
+    </w:p>
+    <w:p>
+      <w:r>
+        <w:pict w14:anchorId="7B4CCE16">
+          <v:rect id="_x0000_i1076" style="width:0;height:1.5pt" o:hralign="center" o:hrstd="t" o:hr="t" fillcolor="#a0a0a0" stroked="f"/>
+        </w:pict>
+      </w:r>
+    </w:p>
+    <w:p>
+      <w:pPr>
+        <w:rPr>
+          <w:b/>
+          <w:bCs/>
+        </w:rPr>
+      </w:pPr>
+      <w:r>
+        <w:rPr>
+          <w:b/>
+          <w:bCs/>
+        </w:rPr>
+        <w:t>5. Binary Cross-Entropy Formula</w:t>
+      </w:r>
+    </w:p>
+    <w:p>
+      <w:r>
+        <w:t>Where:</w:t>
+      </w:r>
+    </w:p>
+    <w:p>
+      <w:pPr>
+        <w:numPr>
+          <w:ilvl w:val="0"/>
+          <w:numId w:val="5"/>
+        </w:numPr>
+      </w:pPr>
+      <w:r>
+        <w:t xml:space="preserve">= actual label (0 or 1) </w:t>
+      </w:r>
+    </w:p>
+    <w:p>
+      <w:pPr>
+        <w:numPr>
+          <w:ilvl w:val="0"/>
+          <w:numId w:val="5"/>
+        </w:numPr>
+      </w:pPr>
+      <w:r>
+        <w:t xml:space="preserve">= predicted probability </w:t>
+      </w:r>
+    </w:p>
+    <w:p>
+      <w:pPr>
+        <w:numPr>
+          <w:ilvl w:val="0"/>
+          <w:numId w:val="5"/>
+        </w:numPr>
+      </w:pPr>
+      <w:r>
+        <w:t xml:space="preserve">= number of observations </w:t>
+      </w:r>
+    </w:p>
+    <w:p>
+      <w:r>
+        <w:pict w14:anchorId="4C8B1CF3">
+          <v:rect id="_x0000_i1077" style="width:0;height:1.5pt" o:hralign="center" o:hrstd="t" o:hr="t" fillcolor="#a0a0a0" stroked="f"/>
+        </w:pict>
+      </w:r>
+    </w:p>
+    <w:p>
+      <w:pPr>
+        <w:rPr>
+          <w:b/>
+          <w:bCs/>
+        </w:rPr>
+      </w:pPr>
+      <w:r>
+        <w:rPr>
+          <w:b/>
+          <w:bCs/>
+        </w:rPr>
+        <w:t>6. Understand it with one example</w:t>
+      </w:r>
+    </w:p>
+    <w:p>
+      <w:r>
+        <w:t>Suppose:</w:t>
+      </w:r>
+    </w:p>
+    <w:p>
+      <w:r>
+        <w:t>Actual y = 1</w:t>
+      </w:r>
+    </w:p>
+    <w:p>
+      <w:r>
+        <w:t>Predicted probability = 0.9</w:t>
+      </w:r>
+    </w:p>
+    <w:p>
+      <w:r>
+        <w:t>Loss:</w:t>
+      </w:r>
+    </w:p>
+    <w:p>
+      <w:r>
+        <w:t>≈ 0.105</w:t>
+      </w:r>
+    </w:p>
+    <w:p>
+      <w:r>
+        <w:lastRenderedPageBreak/>
+        <w:t xml:space="preserve">Very small → </w:t>
+      </w:r>
+      <w:r>
+        <w:rPr>
+          <w:b/>
+          <w:bCs/>
+        </w:rPr>
+        <w:t>good prediction</w:t>
+      </w:r>
+      <w:r>
+        <w:t>.</w:t>
+      </w:r>
+    </w:p>
+    <w:p>
+      <w:r>
+        <w:t>Now:</w:t>
+      </w:r>
+    </w:p>
+    <w:p>
+      <w:r>
+        <w:t>Actual y = 1</w:t>
+      </w:r>
+    </w:p>
+    <w:p>
+      <w:r>
+        <w:t>Predicted probability = 0.1</w:t>
+      </w:r>
+    </w:p>
+    <w:p>
+      <w:r>
+        <w:t>Loss:</w:t>
+      </w:r>
+    </w:p>
+    <w:p>
+      <w:r>
+        <w:t>≈ 2.303</w:t>
+      </w:r>
+    </w:p>
+    <w:p>
+      <w:r>
+        <w:t xml:space="preserve">Large → </w:t>
+      </w:r>
+      <w:r>
+        <w:rPr>
+          <w:b/>
+          <w:bCs/>
+        </w:rPr>
+        <w:t>bad prediction</w:t>
+      </w:r>
+      <w:r>
+        <w:t>.</w:t>
+      </w:r>
+    </w:p>
+    <w:p>
+      <w:proofErr w:type="gramStart"/>
+      <w:r>
+        <w:t>So</w:t>
+      </w:r>
+      <w:proofErr w:type="gramEnd"/>
+      <w:r>
+        <w:t xml:space="preserve"> Cross-Entropy strongly penalizes </w:t>
+      </w:r>
+      <w:r>
+        <w:rPr>
+          <w:b/>
+          <w:bCs/>
+        </w:rPr>
+        <w:t>confident wrong predictions</w:t>
+      </w:r>
+      <w:r>
+        <w:t>.</w:t>
+      </w:r>
+    </w:p>
+    <w:p>
+      <w:r>
+        <w:pict w14:anchorId="0FE272F8">
+          <v:rect id="_x0000_i1078" style="width:0;height:1.5pt" o:hralign="center" o:hrstd="t" o:hr="t" fillcolor="#a0a0a0" stroked="f"/>
+        </w:pict>
+      </w:r>
+    </w:p>
+    <w:p>
+      <w:pPr>
+        <w:rPr>
+          <w:b/>
+          <w:bCs/>
+        </w:rPr>
+      </w:pPr>
+      <w:r>
+        <w:rPr>
+          <w:b/>
+          <w:bCs/>
+        </w:rPr>
+        <w:t>7. What if actual class is 0?</w:t>
+      </w:r>
+    </w:p>
+    <w:p>
+      <w:r>
+        <w:t>Suppose:</w:t>
+      </w:r>
+    </w:p>
+    <w:p>
+      <w:r>
+        <w:t>Actual y = 0</w:t>
+      </w:r>
+    </w:p>
+    <w:p>
+      <w:r>
+        <w:t>Predicted probability = 0.1</w:t>
+      </w:r>
+    </w:p>
+    <w:p>
+      <w:r>
+        <w:t>The loss uses:</w:t>
+      </w:r>
+    </w:p>
+    <w:p>
+      <w:r>
+        <w:t>≈ 0.105</w:t>
+      </w:r>
+    </w:p>
+    <w:p>
+      <w:r>
+        <w:t>Good prediction.</w:t>
+      </w:r>
+    </w:p>
+    <w:p>
+      <w:r>
+        <w:t>But if:</w:t>
+      </w:r>
+    </w:p>
+    <w:p>
+      <w:r>
+        <w:t>Actual y = 0</w:t>
+      </w:r>
+    </w:p>
+    <w:p>
+      <w:r>
+        <w:t>Predicted probability = 0.9</w:t>
+      </w:r>
+    </w:p>
+    <w:p>
+      <w:r>
+        <w:t>Then:</w:t>
+      </w:r>
+    </w:p>
+    <w:p>
+      <w:r>
+        <w:t>≈ 2.303</w:t>
+      </w:r>
+    </w:p>
+    <w:p>
+      <w:r>
+        <w:t>Very bad prediction.</w:t>
+      </w:r>
+    </w:p>
+    <w:p>
+      <w:r>
+        <w:pict w14:anchorId="7D613BA7">
+          <v:rect id="_x0000_i1079" style="width:0;height:1.5pt" o:hralign="center" o:hrstd="t" o:hr="t" fillcolor="#a0a0a0" stroked="f"/>
+        </w:pict>
+      </w:r>
+    </w:p>
+    <w:p>
+      <w:pPr>
+        <w:rPr>
+          <w:b/>
+          <w:bCs/>
+        </w:rPr>
+      </w:pPr>
+      <w:r>
+        <w:rPr>
+          <w:b/>
+          <w:bCs/>
+        </w:rPr>
+        <w:t>8. Why can't we use MSE?</w:t>
+      </w:r>
+    </w:p>
+    <w:p>
+      <w:r>
+        <w:t xml:space="preserve">You </w:t>
+      </w:r>
+      <w:r>
+        <w:rPr>
+          <w:i/>
+          <w:iCs/>
+        </w:rPr>
+        <w:t>can</w:t>
+      </w:r>
+      <w:r>
+        <w:t xml:space="preserve"> mathematically use MSE in some settings, but for Logistic Regression, </w:t>
+      </w:r>
+      <w:r>
+        <w:rPr>
+          <w:b/>
+          <w:bCs/>
+        </w:rPr>
+        <w:t>Binary Cross-Entropy is preferred</w:t>
+      </w:r>
+      <w:r>
+        <w:t xml:space="preserve"> because it works naturally with probabilities and gives a suitable optimization landscape for classification.</w:t>
+      </w:r>
+    </w:p>
+    <w:p>
+      <w:r>
+        <w:pict w14:anchorId="163A7247">
+          <v:rect id="_x0000_i1080" style="width:0;height:1.5pt" o:hralign="center" o:hrstd="t" o:hr="t" fillcolor="#a0a0a0" stroked="f"/>
+        </w:pict>
+      </w:r>
+    </w:p>
+    <w:p>
+      <w:pPr>
+        <w:rPr>
+          <w:b/>
+          <w:bCs/>
+        </w:rPr>
+      </w:pPr>
+      <w:r>
+        <w:rPr>
+          <w:b/>
+          <w:bCs/>
+        </w:rPr>
+        <w:t>9. Why Gradient Descent?</w:t>
+      </w:r>
+    </w:p>
+    <w:p>
+      <w:r>
+        <w:t>For Linear Regression, we can derive a direct OLS solution.</w:t>
+      </w:r>
+    </w:p>
+    <w:p>
+      <w:r>
+        <w:t xml:space="preserve">For Logistic Regression with Cross-Entropy, there is </w:t>
+      </w:r>
+      <w:r>
+        <w:rPr>
+          <w:b/>
+          <w:bCs/>
+        </w:rPr>
+        <w:t>no simple closed-form solution</w:t>
+      </w:r>
+      <w:r>
+        <w:t xml:space="preserve"> for the optimal weights.</w:t>
+      </w:r>
+    </w:p>
+    <w:p>
+      <w:r>
+        <w:lastRenderedPageBreak/>
+        <w:t>Therefore:</w:t>
+      </w:r>
+    </w:p>
+    <w:p>
+      <w:r>
+        <w:t>Features</w:t>
+      </w:r>
+    </w:p>
+    <w:p>
+      <w:r>
+        <w:t xml:space="preserve">   ↓</w:t>
+      </w:r>
+    </w:p>
+    <w:p>
+      <w:r>
+        <w:t>Linear equation</w:t>
+      </w:r>
+    </w:p>
+    <w:p>
+      <w:r>
+        <w:t xml:space="preserve">   ↓</w:t>
+      </w:r>
+    </w:p>
+    <w:p>
+      <w:r>
+        <w:t>Sigmoid</w:t>
+      </w:r>
+    </w:p>
+    <w:p>
+      <w:r>
+        <w:t xml:space="preserve">   ↓</w:t>
+      </w:r>
+    </w:p>
+    <w:p>
+      <w:r>
+        <w:t>Probability</w:t>
+      </w:r>
+    </w:p>
+    <w:p>
+      <w:r>
+        <w:t xml:space="preserve">   ↓</w:t>
+      </w:r>
+    </w:p>
+    <w:p>
+      <w:r>
+        <w:t>Cross-Entropy Loss</w:t>
+      </w:r>
+    </w:p>
+    <w:p>
+      <w:r>
+        <w:t xml:space="preserve">   ↓</w:t>
+      </w:r>
+    </w:p>
+    <w:p>
+      <w:r>
+        <w:t>Gradient Descent</w:t>
+      </w:r>
+    </w:p>
+    <w:p>
+      <w:r>
+        <w:t xml:space="preserve">   ↓</w:t>
+      </w:r>
+    </w:p>
+    <w:p>
+      <w:r>
+        <w:t>Update weights</w:t>
+      </w:r>
+    </w:p>
+    <w:p>
+      <w:r>
+        <w:t xml:space="preserve">   ↓</w:t>
+      </w:r>
+    </w:p>
+    <w:p>
+      <w:r>
+        <w:t>Repeat</w:t>
+      </w:r>
+    </w:p>
+    <w:p>
+      <w:pPr>
+        <w:rPr>
+          <w:b/>
+          <w:bCs/>
+        </w:rPr>
+      </w:pPr>
+      <w:r>
+        <w:rPr>
+          <w:rFonts w:ascii="Segoe UI Emoji" w:hAnsi="Segoe UI Emoji" w:cs="Segoe UI Emoji"/>
+          <w:b/>
+          <w:bCs/>
+        </w:rPr>
+        <w:t>🧠</w:t>
+      </w:r>
+      <w:r>
+        <w:rPr>
+          <w:b/>
+          <w:bCs/>
+        </w:rPr>
+        <w:t xml:space="preserve"> The complete connection</w:t>
+      </w:r>
+    </w:p>
+    <w:p>
+      <w:r>
+        <w:rPr>
+          <w:b/>
+          <w:bCs/>
+        </w:rPr>
+        <w:t>MLE finds parameters that make the observed data most likely. Taking the negative log of the likelihood gives us Binary Cross-Entropy Loss. Logistic Regression minimizes this loss using Gradient Descent to find the optimal weights.</w:t>
+      </w:r>
+    </w:p>
+    <w:p>
+      <w:r>
+        <w:t>That's the important chain to remember:</w:t>
+      </w:r>
+    </w:p>
+    <w:p>
+      <w:pPr>
+        <w:pBdr>
+          <w:bottom w:val="double" w:sz="6" w:space="1" w:color="auto"/>
+        </w:pBdr>
+      </w:pPr>
+      <w:r>
+        <w:rPr>
+          <w:b/>
+          <w:bCs/>
+        </w:rPr>
+        <w:t>MLE → Log Likelihood → Negative Log → Cross-Entropy → Gradient Descent → Optimal weights.</w:t>
+      </w:r>
+    </w:p>
     <w:p/>
     <w:sectPr>
       <w:pgSz w:w="11906" w:h="16838" w:code="9"/>
@@ -1232,7 +2090,7 @@
 </file>
 
 <file path=word/numbering.xml><?xml version="1.0" encoding="utf-8"?>
-<w:numbering xmlns:wpc="http://schemas.microsoft.com/office/word/2010/wordprocessingCanvas" xmlns:cx="http://schemas.microsoft.com/office/drawing/2014/chartex" xmlns:cx1="http://schemas.microsoft.com/office/drawing/2015/9/8/chartex" xmlns:cx2="http://schemas.microsoft.com/office/drawing/2015/10/21/chartex" xmlns:cx3="http://schemas.microsoft.com/office/drawing/2016/5/9/chartex" xmlns:cx4="http://schemas.microsoft.com/office/drawing/2016/5/10/chartex" xmlns:cx5="http://schemas.microsoft.com/office/drawing/2016/5/11/chartex" xmlns:cx6="http://schemas.microsoft.com/office/drawing/2016/5/12/chartex" xmlns:cx7="http://schemas.microsoft.com/office/drawing/2016/5/13/chartex" xmlns:cx8="http://schemas.microsoft.com/office/drawing/2016/5/14/chartex" xmlns:mc="http://schemas.openxmlformats.org/markup-compatibility/2006" xmlns:aink="http://schemas.microsoft.com/office/drawing/2016/ink" xmlns:am3d="http://schemas.microsoft.com/office/drawing/2017/model3d" xmlns:o="urn:schemas-microsoft-com:office:office" xmlns:oel="http://schemas.microsoft.com/office/2019/extlst" xmlns:r="http://schemas.openxmlformats.org/officeDocument/2006/relationships" xmlns:m="http://schemas.openxmlformats.org/officeDocument/2006/math" xmlns:v="urn:schemas-microsoft-com:vml" xmlns:wp14="http://schemas.microsoft.com/office/word/2010/wordprocessingDrawing" xmlns:wp="http://schemas.openxmlformats.org/drawingml/2006/wordprocessingDrawing" xmlns:w10="urn:schemas-microsoft-com:office:word" xmlns:w="http://schemas.openxmlformats.org/wordprocessingml/2006/main" xmlns:w14="http://schemas.microsoft.com/office/word/2010/wordml" xmlns:w15="http://schemas.microsoft.com/office/word/2012/wordml" xmlns:w16cei="http://schemas.microsoft.com/office/word/2026/wordml/cei" xmlns:w16cex="http://schemas.microsoft.com/office/word/2018/wordml/cex" xmlns:w16cid="http://schemas.microsoft.com/office/word/2016/wordml/cid" xmlns:w16="http://schemas.microsoft.com/office/word/2018/wordml" xmlns:w16du="http://schemas.microsoft.com/office/word/2023/wordml/word16du" xmlns:w16sdtdh="http://schemas.microsoft.com/office/word/2020/wordml/sdtdatahash" xmlns:w16sdtfl="http://schemas.microsoft.com/office/word/2024/wordml/sdtformatlock" xmlns:w16se="http://schemas.microsoft.com/office/word/2015/wordml/symex" xmlns:wpg="http://schemas.microsoft.com/office/word/2010/wordprocessingGroup" xmlns:wpi="http://schemas.microsoft.com/office/word/2010/wordprocessingInk" xmlns:wne="http://schemas.microsoft.com/office/word/2006/wordml" xmlns:wps="http://schemas.microsoft.com/office/word/2010/wordprocessingShape" mc:Ignorable="w14 w15 w16se w16cid w16 w16cex w16sdtdh w16sdtfl w16du wp14">
+<w:numbering xmlns:wpc="http://schemas.microsoft.com/office/word/2010/wordprocessingCanvas" xmlns:cx="http://schemas.microsoft.com/office/drawing/2014/chartex" xmlns:cx1="http://schemas.microsoft.com/office/drawing/2015/9/8/chartex" xmlns:cx2="http://schemas.microsoft.com/office/drawing/2015/10/21/chartex" xmlns:cx3="http://schemas.microsoft.com/office/drawing/2016/5/9/chartex" xmlns:cx4="http://schemas.microsoft.com/office/drawing/2016/5/10/chartex" xmlns:cx5="http://schemas.microsoft.com/office/drawing/2016/5/11/chartex" xmlns:cx6="http://schemas.microsoft.com/office/drawing/2016/5/12/chartex" xmlns:cx7="http://schemas.microsoft.com/office/drawing/2016/5/13/chartex" xmlns:cx8="http://schemas.microsoft.com/office/drawing/2016/5/14/chartex" xmlns:mc="http://schemas.openxmlformats.org/markup-compatibility/2006" xmlns:aink="http://schemas.microsoft.com/office/drawing/2016/ink" xmlns:am3d="http://schemas.microsoft.com/office/drawing/2017/model3d" xmlns:o="urn:schemas-microsoft-com:office:office" xmlns:oel="http://schemas.microsoft.com/office/2019/extlst" xmlns:r="http://schemas.openxmlformats.org/officeDocument/2006/relationships" xmlns:m="http://schemas.openxmlformats.org/officeDocument/2006/math" xmlns:v="urn:schemas-microsoft-com:vml" xmlns:wp14="http://schemas.microsoft.com/office/word/2010/wordprocessingDrawing" xmlns:wp="http://schemas.openxmlformats.org/drawingml/2006/wordprocessingDrawing" xmlns:w10="urn:schemas-microsoft-com:office:word" xmlns:w="http://schemas.openxmlformats.org/wordprocessingml/2006/main" xmlns:w14="http://schemas.microsoft.com/office/word/2010/wordml" xmlns:w15="http://schemas.microsoft.com/office/word/2012/wordml" xmlns:w16cex="http://schemas.microsoft.com/office/word/2018/wordml/cex" xmlns:w16cid="http://schemas.microsoft.com/office/word/2016/wordml/cid" xmlns:w16="http://schemas.microsoft.com/office/word/2018/wordml" xmlns:w16du="http://schemas.microsoft.com/office/word/2023/wordml/word16du" xmlns:w16sdtdh="http://schemas.microsoft.com/office/word/2020/wordml/sdtdatahash" xmlns:w16sdtfl="http://schemas.microsoft.com/office/word/2024/wordml/sdtformatlock" xmlns:w16se="http://schemas.microsoft.com/office/word/2015/wordml/symex" xmlns:wpg="http://schemas.microsoft.com/office/word/2010/wordprocessingGroup" xmlns:wpi="http://schemas.microsoft.com/office/word/2010/wordprocessingInk" xmlns:wne="http://schemas.microsoft.com/office/word/2006/wordml" xmlns:wps="http://schemas.microsoft.com/office/word/2010/wordprocessingShape" mc:Ignorable="w14 w15 w16se w16cid w16 w16cex w16sdtdh w16sdtfl w16du wp14">
   <w:abstractNum w:abstractNumId="0" w15:restartNumberingAfterBreak="0">
     <w:nsid w:val="2FF740FE"/>
     <w:multiLevelType w:val="multilevel"/>
@@ -1496,6 +2354,155 @@
     </w:lvl>
   </w:abstractNum>
   <w:abstractNum w:abstractNumId="2" w15:restartNumberingAfterBreak="0">
+    <w:nsid w:val="358325D1"/>
+    <w:multiLevelType w:val="multilevel"/>
+    <w:tmpl w:val="FB406BBE"/>
+    <w:lvl w:ilvl="0">
+      <w:start w:val="1"/>
+      <w:numFmt w:val="bullet"/>
+      <w:lvlText w:val=""/>
+      <w:lvlJc w:val="left"/>
+      <w:pPr>
+        <w:tabs>
+          <w:tab w:val="num" w:pos="720"/>
+        </w:tabs>
+        <w:ind w:left="720" w:hanging="360"/>
+      </w:pPr>
+      <w:rPr>
+        <w:rFonts w:ascii="Symbol" w:hAnsi="Symbol" w:hint="default"/>
+        <w:sz w:val="20"/>
+      </w:rPr>
+    </w:lvl>
+    <w:lvl w:ilvl="1" w:tentative="1">
+      <w:start w:val="1"/>
+      <w:numFmt w:val="bullet"/>
+      <w:lvlText w:val="o"/>
+      <w:lvlJc w:val="left"/>
+      <w:pPr>
+        <w:tabs>
+          <w:tab w:val="num" w:pos="1440"/>
+        </w:tabs>
+        <w:ind w:left="1440" w:hanging="360"/>
+      </w:pPr>
+      <w:rPr>
+        <w:rFonts w:ascii="Courier New" w:hAnsi="Courier New" w:hint="default"/>
+        <w:sz w:val="20"/>
+      </w:rPr>
+    </w:lvl>
+    <w:lvl w:ilvl="2" w:tentative="1">
+      <w:start w:val="1"/>
+      <w:numFmt w:val="bullet"/>
+      <w:lvlText w:val=""/>
+      <w:lvlJc w:val="left"/>
+      <w:pPr>
+        <w:tabs>
+          <w:tab w:val="num" w:pos="2160"/>
+        </w:tabs>
+        <w:ind w:left="2160" w:hanging="360"/>
+      </w:pPr>
+      <w:rPr>
+        <w:rFonts w:ascii="Wingdings" w:hAnsi="Wingdings" w:hint="default"/>
+        <w:sz w:val="20"/>
+      </w:rPr>
+    </w:lvl>
+    <w:lvl w:ilvl="3" w:tentative="1">
+      <w:start w:val="1"/>
+      <w:numFmt w:val="bullet"/>
+      <w:lvlText w:val=""/>
+      <w:lvlJc w:val="left"/>
+      <w:pPr>
+        <w:tabs>
+          <w:tab w:val="num" w:pos="2880"/>
+        </w:tabs>
+        <w:ind w:left="2880" w:hanging="360"/>
+      </w:pPr>
+      <w:rPr>
+        <w:rFonts w:ascii="Wingdings" w:hAnsi="Wingdings" w:hint="default"/>
+        <w:sz w:val="20"/>
+      </w:rPr>
+    </w:lvl>
+    <w:lvl w:ilvl="4" w:tentative="1">
+      <w:start w:val="1"/>
+      <w:numFmt w:val="bullet"/>
+      <w:lvlText w:val=""/>
+      <w:lvlJc w:val="left"/>
+      <w:pPr>
+        <w:tabs>
+          <w:tab w:val="num" w:pos="3600"/>
+        </w:tabs>
+        <w:ind w:left="3600" w:hanging="360"/>
+      </w:pPr>
+      <w:rPr>
+        <w:rFonts w:ascii="Wingdings" w:hAnsi="Wingdings" w:hint="default"/>
+        <w:sz w:val="20"/>
+      </w:rPr>
+    </w:lvl>
+    <w:lvl w:ilvl="5" w:tentative="1">
+      <w:start w:val="1"/>
+      <w:numFmt w:val="bullet"/>
+      <w:lvlText w:val=""/>
+      <w:lvlJc w:val="left"/>
+      <w:pPr>
+        <w:tabs>
+          <w:tab w:val="num" w:pos="4320"/>
+        </w:tabs>
+        <w:ind w:left="4320" w:hanging="360"/>
+      </w:pPr>
+      <w:rPr>
+        <w:rFonts w:ascii="Wingdings" w:hAnsi="Wingdings" w:hint="default"/>
+        <w:sz w:val="20"/>
+      </w:rPr>
+    </w:lvl>
+    <w:lvl w:ilvl="6" w:tentative="1">
+      <w:start w:val="1"/>
+      <w:numFmt w:val="bullet"/>
+      <w:lvlText w:val=""/>
+      <w:lvlJc w:val="left"/>
+      <w:pPr>
+        <w:tabs>
+          <w:tab w:val="num" w:pos="5040"/>
+        </w:tabs>
+        <w:ind w:left="5040" w:hanging="360"/>
+      </w:pPr>
+      <w:rPr>
+        <w:rFonts w:ascii="Wingdings" w:hAnsi="Wingdings" w:hint="default"/>
+        <w:sz w:val="20"/>
+      </w:rPr>
+    </w:lvl>
+    <w:lvl w:ilvl="7" w:tentative="1">
+      <w:start w:val="1"/>
+      <w:numFmt w:val="bullet"/>
+      <w:lvlText w:val=""/>
+      <w:lvlJc w:val="left"/>
+      <w:pPr>
+        <w:tabs>
+          <w:tab w:val="num" w:pos="5760"/>
+        </w:tabs>
+        <w:ind w:left="5760" w:hanging="360"/>
+      </w:pPr>
+      <w:rPr>
+        <w:rFonts w:ascii="Wingdings" w:hAnsi="Wingdings" w:hint="default"/>
+        <w:sz w:val="20"/>
+      </w:rPr>
+    </w:lvl>
+    <w:lvl w:ilvl="8" w:tentative="1">
+      <w:start w:val="1"/>
+      <w:numFmt w:val="bullet"/>
+      <w:lvlText w:val=""/>
+      <w:lvlJc w:val="left"/>
+      <w:pPr>
+        <w:tabs>
+          <w:tab w:val="num" w:pos="6480"/>
+        </w:tabs>
+        <w:ind w:left="6480" w:hanging="360"/>
+      </w:pPr>
+      <w:rPr>
+        <w:rFonts w:ascii="Wingdings" w:hAnsi="Wingdings" w:hint="default"/>
+        <w:sz w:val="20"/>
+      </w:rPr>
+    </w:lvl>
+  </w:abstractNum>
+  <w:abstractNum w:abstractNumId="3" w15:restartNumberingAfterBreak="0">
     <w:nsid w:val="3CB06AB7"/>
     <w:multiLevelType w:val="multilevel"/>
     <w:tmpl w:val="74E03512"/>
@@ -1608,7 +2615,7 @@
       </w:pPr>
     </w:lvl>
   </w:abstractNum>
-  <w:abstractNum w:abstractNumId="3" w15:restartNumberingAfterBreak="0">
+  <w:abstractNum w:abstractNumId="4" w15:restartNumberingAfterBreak="0">
     <w:nsid w:val="63063B79"/>
     <w:multiLevelType w:val="multilevel"/>
     <w:tmpl w:val="7D28FD0E"/>
@@ -1764,10 +2771,13 @@
     <w:abstractNumId w:val="0"/>
   </w:num>
   <w:num w:numId="3" w16cid:durableId="748889953">
-    <w:abstractNumId w:val="2"/>
+    <w:abstractNumId w:val="3"/>
   </w:num>
   <w:num w:numId="4" w16cid:durableId="1410541909">
-    <w:abstractNumId w:val="3"/>
+    <w:abstractNumId w:val="4"/>
+  </w:num>
+  <w:num w:numId="5" w16cid:durableId="2056394775">
+    <w:abstractNumId w:val="2"/>
   </w:num>
 </w:numbering>
 </file>

--- a/n__module 4/logistic regression/Logistic Regression.docx
+++ b/n__module 4/logistic regression/Logistic Regression.docx
@@ -2076,6 +2076,270 @@
           <w:bCs/>
         </w:rPr>
         <w:t>MLE → Log Likelihood → Negative Log → Cross-Entropy → Gradient Descent → Optimal weights.</w:t>
+      </w:r>
+    </w:p>
+    <w:p>
+      <w:pPr>
+        <w:rPr>
+          <w:b/>
+          <w:bCs/>
+        </w:rPr>
+      </w:pPr>
+      <w:r>
+        <w:rPr>
+          <w:b/>
+          <w:bCs/>
+        </w:rPr>
+        <w:t>Sigmoid Derivative — Notes</w:t>
+      </w:r>
+    </w:p>
+    <w:p>
+      <w:pPr>
+        <w:rPr>
+          <w:b/>
+          <w:bCs/>
+        </w:rPr>
+      </w:pPr>
+      <w:r>
+        <w:rPr>
+          <w:b/>
+          <w:bCs/>
+        </w:rPr>
+        <w:t>1. Sigmoid Function</w:t>
+      </w:r>
+    </w:p>
+    <w:p>
+      <w:r>
+        <w:t>The sigmoid function is:</w:t>
+      </w:r>
+    </w:p>
+    <w:p>
+      <w:r>
+        <w:t xml:space="preserve">It converts any value into a range between </w:t>
+      </w:r>
+      <w:r>
+        <w:rPr>
+          <w:b/>
+          <w:bCs/>
+        </w:rPr>
+        <w:t>0 and 1</w:t>
+      </w:r>
+      <w:r>
+        <w:t>.</w:t>
+      </w:r>
+    </w:p>
+    <w:p>
+      <w:r>
+        <w:pict w14:anchorId="0A534F16">
+          <v:rect id="_x0000_i1101" style="width:0;height:1.5pt" o:hralign="center" o:hrstd="t" o:hr="t" fillcolor="#a0a0a0" stroked="f"/>
+        </w:pict>
+      </w:r>
+    </w:p>
+    <w:p>
+      <w:pPr>
+        <w:rPr>
+          <w:b/>
+          <w:bCs/>
+        </w:rPr>
+      </w:pPr>
+      <w:r>
+        <w:rPr>
+          <w:b/>
+          <w:bCs/>
+        </w:rPr>
+        <w:t>2. Why do we need its derivative?</w:t>
+      </w:r>
+    </w:p>
+    <w:p>
+      <w:r>
+        <w:t xml:space="preserve">The derivative tells us </w:t>
+      </w:r>
+      <w:r>
+        <w:rPr>
+          <w:b/>
+          <w:bCs/>
+        </w:rPr>
+        <w:t>how much the sigmoid output changes when the input changes</w:t>
+      </w:r>
+      <w:r>
+        <w:t>.</w:t>
+      </w:r>
+    </w:p>
+    <w:p>
+      <w:r>
+        <w:t xml:space="preserve">This is important for </w:t>
+      </w:r>
+      <w:r>
+        <w:rPr>
+          <w:b/>
+          <w:bCs/>
+        </w:rPr>
+        <w:t>Gradient Descent and neural network training</w:t>
+      </w:r>
+      <w:r>
+        <w:t>, because we need derivatives to update the weights.</w:t>
+      </w:r>
+    </w:p>
+    <w:p>
+      <w:r>
+        <w:pict w14:anchorId="390DAD00">
+          <v:rect id="_x0000_i1102" style="width:0;height:1.5pt" o:hralign="center" o:hrstd="t" o:hr="t" fillcolor="#a0a0a0" stroked="f"/>
+        </w:pict>
+      </w:r>
+    </w:p>
+    <w:p>
+      <w:pPr>
+        <w:rPr>
+          <w:b/>
+          <w:bCs/>
+        </w:rPr>
+      </w:pPr>
+      <w:r>
+        <w:rPr>
+          <w:b/>
+          <w:bCs/>
+        </w:rPr>
+        <w:lastRenderedPageBreak/>
+        <w:t>3. Derivation</w:t>
+      </w:r>
+    </w:p>
+    <w:p>
+      <w:r>
+        <w:t>Start with:</w:t>
+      </w:r>
+    </w:p>
+    <w:p>
+      <w:r>
+        <w:t>Rewrite:</w:t>
+      </w:r>
+    </w:p>
+    <w:p>
+      <w:r>
+        <w:t xml:space="preserve">Using the </w:t>
+      </w:r>
+      <w:r>
+        <w:rPr>
+          <w:b/>
+          <w:bCs/>
+        </w:rPr>
+        <w:t>chain rule</w:t>
+      </w:r>
+      <w:r>
+        <w:t>:</w:t>
+      </w:r>
+    </w:p>
+    <w:p>
+      <w:r>
+        <w:t>becomes:</w:t>
+      </w:r>
+    </w:p>
+    <w:p>
+      <w:r>
+        <w:t>Therefore:</w:t>
+      </w:r>
+    </w:p>
+    <w:p>
+      <w:r>
+        <w:t>Now comes the important simplification.</w:t>
+      </w:r>
+    </w:p>
+    <w:p>
+      <w:r>
+        <w:t>Since:</w:t>
+      </w:r>
+    </w:p>
+    <w:p>
+      <w:r>
+        <w:t>and:</w:t>
+      </w:r>
+    </w:p>
+    <w:p>
+      <w:r>
+        <w:t>we get:</w:t>
+      </w:r>
+    </w:p>
+    <w:p>
+      <w:pPr>
+        <w:rPr>
+          <w:b/>
+          <w:bCs/>
+        </w:rPr>
+      </w:pPr>
+      <w:r>
+        <w:rPr>
+          <w:b/>
+          <w:bCs/>
+        </w:rPr>
+        <w:t>4. Example</w:t>
+      </w:r>
+    </w:p>
+    <w:p>
+      <w:r>
+        <w:t>If:</w:t>
+      </w:r>
+    </w:p>
+    <w:p>
+      <w:r>
+        <w:t>then:</w:t>
+      </w:r>
+    </w:p>
+    <w:p>
+      <w:proofErr w:type="gramStart"/>
+      <w:r>
+        <w:t>So</w:t>
+      </w:r>
+      <w:proofErr w:type="gramEnd"/>
+      <w:r>
+        <w:t xml:space="preserve"> the derivative is </w:t>
+      </w:r>
+      <w:r>
+        <w:rPr>
+          <w:b/>
+          <w:bCs/>
+        </w:rPr>
+        <w:t>0.16</w:t>
+      </w:r>
+      <w:r>
+        <w:t>.</w:t>
+      </w:r>
+    </w:p>
+    <w:p>
+      <w:pPr>
+        <w:rPr>
+          <w:b/>
+          <w:bCs/>
+        </w:rPr>
+      </w:pPr>
+      <w:r>
+        <w:rPr>
+          <w:rFonts w:ascii="Segoe UI Emoji" w:hAnsi="Segoe UI Emoji" w:cs="Segoe UI Emoji"/>
+          <w:b/>
+          <w:bCs/>
+        </w:rPr>
+        <w:t>🧠</w:t>
+      </w:r>
+      <w:r>
+        <w:rPr>
+          <w:b/>
+          <w:bCs/>
+        </w:rPr>
+        <w:t xml:space="preserve"> Most important thing</w:t>
+      </w:r>
+    </w:p>
+    <w:p>
+      <w:pPr>
+        <w:pBdr>
+          <w:bottom w:val="double" w:sz="6" w:space="1" w:color="auto"/>
+        </w:pBdr>
+      </w:pPr>
+      <w:r>
+        <w:t>Memorize this:</w:t>
+      </w:r>
+      <w:r>
+        <w:t xml:space="preserve"> </w:t>
+      </w:r>
+      <w:r>
+        <w:t>Sigmoid derivative=Sigmoid×(1−Sigmoid)</w:t>
       </w:r>
     </w:p>
     <w:p/>

--- a/n__module 4/logistic regression/Logistic Regression.docx
+++ b/n__module 4/logistic regression/Logistic Regression.docx
@@ -2342,6 +2342,708 @@
         <w:t>Sigmoid derivative=Sigmoid×(1−Sigmoid)</w:t>
       </w:r>
     </w:p>
+    <w:p>
+      <w:pPr>
+        <w:rPr>
+          <w:b/>
+          <w:bCs/>
+        </w:rPr>
+      </w:pPr>
+      <w:r>
+        <w:rPr>
+          <w:b/>
+          <w:bCs/>
+        </w:rPr>
+        <w:t>Classification Metrics — Notes</w:t>
+      </w:r>
+    </w:p>
+    <w:p>
+      <w:pPr>
+        <w:rPr>
+          <w:b/>
+          <w:bCs/>
+        </w:rPr>
+      </w:pPr>
+      <w:r>
+        <w:rPr>
+          <w:b/>
+          <w:bCs/>
+        </w:rPr>
+        <w:t>1. Accuracy</w:t>
+      </w:r>
+    </w:p>
+    <w:p>
+      <w:r>
+        <w:t xml:space="preserve">Accuracy tells us </w:t>
+      </w:r>
+      <w:r>
+        <w:rPr>
+          <w:b/>
+          <w:bCs/>
+        </w:rPr>
+        <w:t>how many predictions were correct out of all predictions</w:t>
+      </w:r>
+      <w:r>
+        <w:t>.</w:t>
+      </w:r>
+    </w:p>
+    <w:p>
+      <w:r>
+        <w:t>[</w:t>
+      </w:r>
+      <w:r>
+        <w:br/>
+        <w:t>Accuracy=\</w:t>
+      </w:r>
+      <w:proofErr w:type="gramStart"/>
+      <w:r>
+        <w:t>frac{</w:t>
+      </w:r>
+      <w:proofErr w:type="gramEnd"/>
+      <w:r>
+        <w:t>TP+</w:t>
+      </w:r>
+      <w:proofErr w:type="gramStart"/>
+      <w:r>
+        <w:t>TN}{</w:t>
+      </w:r>
+      <w:proofErr w:type="gramEnd"/>
+      <w:r>
+        <w:t>TP+TN+FP+FN}</w:t>
+      </w:r>
+      <w:r>
+        <w:br/>
+        <w:t>]</w:t>
+      </w:r>
+    </w:p>
+    <w:p>
+      <w:r>
+        <w:t>Example:</w:t>
+      </w:r>
+    </w:p>
+    <w:p>
+      <w:r>
+        <w:t>100 predictions → 90 correct</w:t>
+      </w:r>
+    </w:p>
+    <w:p>
+      <w:r>
+        <w:t>[</w:t>
+      </w:r>
+      <w:r>
+        <w:br/>
+        <w:t>Accuracy=90%</w:t>
+      </w:r>
+      <w:r>
+        <w:br/>
+        <w:t>]</w:t>
+      </w:r>
+    </w:p>
+    <w:p>
+      <w:r>
+        <w:rPr>
+          <w:b/>
+          <w:bCs/>
+        </w:rPr>
+        <w:t>Problem:</w:t>
+      </w:r>
+      <w:r>
+        <w:t xml:space="preserve"> Accuracy can be misleading with </w:t>
+      </w:r>
+      <w:r>
+        <w:rPr>
+          <w:b/>
+          <w:bCs/>
+        </w:rPr>
+        <w:t>imbalanced data</w:t>
+      </w:r>
+      <w:r>
+        <w:t>.</w:t>
+      </w:r>
+    </w:p>
+    <w:p>
+      <w:r>
+        <w:pict w14:anchorId="3147E0D6">
+          <v:rect id="_x0000_i1111" style="width:0;height:1.5pt" o:hralign="center" o:hrstd="t" o:hr="t" fillcolor="#a0a0a0" stroked="f"/>
+        </w:pict>
+      </w:r>
+    </w:p>
+    <w:p>
+      <w:pPr>
+        <w:rPr>
+          <w:b/>
+          <w:bCs/>
+        </w:rPr>
+      </w:pPr>
+      <w:r>
+        <w:rPr>
+          <w:b/>
+          <w:bCs/>
+        </w:rPr>
+        <w:t>2. Confusion Matrix</w:t>
+      </w:r>
+    </w:p>
+    <w:p>
+      <w:r>
+        <w:t xml:space="preserve">It shows </w:t>
+      </w:r>
+      <w:r>
+        <w:rPr>
+          <w:b/>
+          <w:bCs/>
+        </w:rPr>
+        <w:t>what type of predictions the model made</w:t>
+      </w:r>
+      <w:r>
+        <w:t>.</w:t>
+      </w:r>
+    </w:p>
+    <w:tbl>
+      <w:tblPr>
+        <w:tblW w:w="0" w:type="auto"/>
+        <w:tblCellSpacing w:w="15" w:type="dxa"/>
+        <w:tblCellMar>
+          <w:top w:w="15" w:type="dxa"/>
+          <w:left w:w="15" w:type="dxa"/>
+          <w:bottom w:w="15" w:type="dxa"/>
+          <w:right w:w="15" w:type="dxa"/>
+        </w:tblCellMar>
+        <w:tblLook w:val="04A0" w:firstRow="1" w:lastRow="0" w:firstColumn="1" w:lastColumn="0" w:noHBand="0" w:noVBand="1"/>
+      </w:tblPr>
+      <w:tblGrid>
+        <w:gridCol w:w="1107"/>
+        <w:gridCol w:w="804"/>
+        <w:gridCol w:w="819"/>
+      </w:tblGrid>
+      <w:tr>
+        <w:trPr>
+          <w:tblHeader/>
+          <w:tblCellSpacing w:w="15" w:type="dxa"/>
+        </w:trPr>
+        <w:tc>
+          <w:tcPr>
+            <w:tcW w:w="0" w:type="auto"/>
+            <w:vAlign w:val="center"/>
+            <w:hideMark/>
+          </w:tcPr>
+          <w:p/>
+        </w:tc>
+        <w:tc>
+          <w:tcPr>
+            <w:tcW w:w="0" w:type="auto"/>
+            <w:vAlign w:val="center"/>
+            <w:hideMark/>
+          </w:tcPr>
+          <w:p>
+            <w:pPr>
+              <w:rPr>
+                <w:b/>
+                <w:bCs/>
+              </w:rPr>
+            </w:pPr>
+            <w:r>
+              <w:rPr>
+                <w:b/>
+                <w:bCs/>
+              </w:rPr>
+              <w:t>Actual 1</w:t>
+            </w:r>
+          </w:p>
+        </w:tc>
+        <w:tc>
+          <w:tcPr>
+            <w:tcW w:w="0" w:type="auto"/>
+            <w:vAlign w:val="center"/>
+            <w:hideMark/>
+          </w:tcPr>
+          <w:p>
+            <w:pPr>
+              <w:rPr>
+                <w:b/>
+                <w:bCs/>
+              </w:rPr>
+            </w:pPr>
+            <w:r>
+              <w:rPr>
+                <w:b/>
+                <w:bCs/>
+              </w:rPr>
+              <w:t>Actual 0</w:t>
+            </w:r>
+          </w:p>
+        </w:tc>
+      </w:tr>
+      <w:tr>
+        <w:trPr>
+          <w:tblCellSpacing w:w="15" w:type="dxa"/>
+        </w:trPr>
+        <w:tc>
+          <w:tcPr>
+            <w:tcW w:w="0" w:type="auto"/>
+            <w:vAlign w:val="center"/>
+            <w:hideMark/>
+          </w:tcPr>
+          <w:p>
+            <w:r>
+              <w:rPr>
+                <w:b/>
+                <w:bCs/>
+              </w:rPr>
+              <w:t>Predicted 1</w:t>
+            </w:r>
+          </w:p>
+        </w:tc>
+        <w:tc>
+          <w:tcPr>
+            <w:tcW w:w="0" w:type="auto"/>
+            <w:vAlign w:val="center"/>
+            <w:hideMark/>
+          </w:tcPr>
+          <w:p>
+            <w:r>
+              <w:t>TP</w:t>
+            </w:r>
+          </w:p>
+        </w:tc>
+        <w:tc>
+          <w:tcPr>
+            <w:tcW w:w="0" w:type="auto"/>
+            <w:vAlign w:val="center"/>
+            <w:hideMark/>
+          </w:tcPr>
+          <w:p>
+            <w:r>
+              <w:t>FP</w:t>
+            </w:r>
+          </w:p>
+        </w:tc>
+      </w:tr>
+      <w:tr>
+        <w:trPr>
+          <w:tblCellSpacing w:w="15" w:type="dxa"/>
+        </w:trPr>
+        <w:tc>
+          <w:tcPr>
+            <w:tcW w:w="0" w:type="auto"/>
+            <w:vAlign w:val="center"/>
+            <w:hideMark/>
+          </w:tcPr>
+          <w:p>
+            <w:r>
+              <w:rPr>
+                <w:b/>
+                <w:bCs/>
+              </w:rPr>
+              <w:t>Predicted 0</w:t>
+            </w:r>
+          </w:p>
+        </w:tc>
+        <w:tc>
+          <w:tcPr>
+            <w:tcW w:w="0" w:type="auto"/>
+            <w:vAlign w:val="center"/>
+            <w:hideMark/>
+          </w:tcPr>
+          <w:p>
+            <w:r>
+              <w:t>FN</w:t>
+            </w:r>
+          </w:p>
+        </w:tc>
+        <w:tc>
+          <w:tcPr>
+            <w:tcW w:w="0" w:type="auto"/>
+            <w:vAlign w:val="center"/>
+            <w:hideMark/>
+          </w:tcPr>
+          <w:p>
+            <w:r>
+              <w:t>TN</w:t>
+            </w:r>
+          </w:p>
+        </w:tc>
+      </w:tr>
+    </w:tbl>
+    <w:p>
+      <w:pPr>
+        <w:numPr>
+          <w:ilvl w:val="0"/>
+          <w:numId w:val="6"/>
+        </w:numPr>
+      </w:pPr>
+      <w:r>
+        <w:rPr>
+          <w:b/>
+          <w:bCs/>
+        </w:rPr>
+        <w:t>TP:</w:t>
+      </w:r>
+      <w:r>
+        <w:t xml:space="preserve"> Actual 1 → Predicted 1 </w:t>
+      </w:r>
+      <w:r>
+        <w:rPr>
+          <w:rFonts w:ascii="Segoe UI Emoji" w:hAnsi="Segoe UI Emoji" w:cs="Segoe UI Emoji"/>
+        </w:rPr>
+        <w:t>✅</w:t>
+      </w:r>
+    </w:p>
+    <w:p>
+      <w:pPr>
+        <w:numPr>
+          <w:ilvl w:val="0"/>
+          <w:numId w:val="6"/>
+        </w:numPr>
+      </w:pPr>
+      <w:r>
+        <w:rPr>
+          <w:b/>
+          <w:bCs/>
+        </w:rPr>
+        <w:t>TN:</w:t>
+      </w:r>
+      <w:r>
+        <w:t xml:space="preserve"> Actual 0 → Predicted 0 </w:t>
+      </w:r>
+      <w:r>
+        <w:rPr>
+          <w:rFonts w:ascii="Segoe UI Emoji" w:hAnsi="Segoe UI Emoji" w:cs="Segoe UI Emoji"/>
+        </w:rPr>
+        <w:t>✅</w:t>
+      </w:r>
+    </w:p>
+    <w:p>
+      <w:pPr>
+        <w:numPr>
+          <w:ilvl w:val="0"/>
+          <w:numId w:val="6"/>
+        </w:numPr>
+      </w:pPr>
+      <w:r>
+        <w:rPr>
+          <w:b/>
+          <w:bCs/>
+        </w:rPr>
+        <w:t>FP:</w:t>
+      </w:r>
+      <w:r>
+        <w:t xml:space="preserve"> Actual 0 → Predicted 1 </w:t>
+      </w:r>
+      <w:r>
+        <w:rPr>
+          <w:rFonts w:ascii="Segoe UI Emoji" w:hAnsi="Segoe UI Emoji" w:cs="Segoe UI Emoji"/>
+        </w:rPr>
+        <w:t>❌</w:t>
+      </w:r>
+      <w:r>
+        <w:t xml:space="preserve"> (</w:t>
+      </w:r>
+      <w:r>
+        <w:rPr>
+          <w:b/>
+          <w:bCs/>
+        </w:rPr>
+        <w:t>Type 1 Error</w:t>
+      </w:r>
+      <w:r>
+        <w:t>)</w:t>
+      </w:r>
+    </w:p>
+    <w:p>
+      <w:pPr>
+        <w:numPr>
+          <w:ilvl w:val="0"/>
+          <w:numId w:val="6"/>
+        </w:numPr>
+      </w:pPr>
+      <w:r>
+        <w:rPr>
+          <w:b/>
+          <w:bCs/>
+        </w:rPr>
+        <w:t>FN:</w:t>
+      </w:r>
+      <w:r>
+        <w:t xml:space="preserve"> Actual 1 → Predicted 0 </w:t>
+      </w:r>
+      <w:r>
+        <w:rPr>
+          <w:rFonts w:ascii="Segoe UI Emoji" w:hAnsi="Segoe UI Emoji" w:cs="Segoe UI Emoji"/>
+        </w:rPr>
+        <w:t>❌</w:t>
+      </w:r>
+      <w:r>
+        <w:t xml:space="preserve"> (</w:t>
+      </w:r>
+      <w:r>
+        <w:rPr>
+          <w:b/>
+          <w:bCs/>
+        </w:rPr>
+        <w:t>Type 2 Error</w:t>
+      </w:r>
+      <w:r>
+        <w:t>)</w:t>
+      </w:r>
+    </w:p>
+    <w:p>
+      <w:pPr>
+        <w:rPr>
+          <w:b/>
+          <w:bCs/>
+        </w:rPr>
+      </w:pPr>
+      <w:r>
+        <w:rPr>
+          <w:b/>
+          <w:bCs/>
+        </w:rPr>
+        <w:t>Example: Disease Detection</w:t>
+      </w:r>
+    </w:p>
+    <w:p>
+      <w:r>
+        <w:t>Actual: Disease</w:t>
+      </w:r>
+    </w:p>
+    <w:p>
+      <w:r>
+        <w:t xml:space="preserve">Prediction: Disease → TP </w:t>
+      </w:r>
+      <w:r>
+        <w:rPr>
+          <w:rFonts w:ascii="Segoe UI Emoji" w:hAnsi="Segoe UI Emoji" w:cs="Segoe UI Emoji"/>
+        </w:rPr>
+        <w:t>✅</w:t>
+      </w:r>
+    </w:p>
+    <w:p/>
+    <w:p>
+      <w:r>
+        <w:t>Actual: Healthy</w:t>
+      </w:r>
+    </w:p>
+    <w:p>
+      <w:r>
+        <w:t xml:space="preserve">Prediction: Disease → FP </w:t>
+      </w:r>
+      <w:r>
+        <w:rPr>
+          <w:rFonts w:ascii="Segoe UI Emoji" w:hAnsi="Segoe UI Emoji" w:cs="Segoe UI Emoji"/>
+        </w:rPr>
+        <w:t>❌</w:t>
+      </w:r>
+    </w:p>
+    <w:p/>
+    <w:p>
+      <w:r>
+        <w:t>Actual: Disease</w:t>
+      </w:r>
+    </w:p>
+    <w:p>
+      <w:r>
+        <w:t xml:space="preserve">Prediction: Healthy → FN </w:t>
+      </w:r>
+      <w:r>
+        <w:rPr>
+          <w:rFonts w:ascii="Segoe UI Emoji" w:hAnsi="Segoe UI Emoji" w:cs="Segoe UI Emoji"/>
+        </w:rPr>
+        <w:t>❌</w:t>
+      </w:r>
+    </w:p>
+    <w:p/>
+    <w:p>
+      <w:r>
+        <w:t>Actual: Healthy</w:t>
+      </w:r>
+    </w:p>
+    <w:p>
+      <w:r>
+        <w:t xml:space="preserve">Prediction: Healthy → TN </w:t>
+      </w:r>
+      <w:r>
+        <w:rPr>
+          <w:rFonts w:ascii="Segoe UI Emoji" w:hAnsi="Segoe UI Emoji" w:cs="Segoe UI Emoji"/>
+        </w:rPr>
+        <w:t>✅</w:t>
+      </w:r>
+    </w:p>
+    <w:p>
+      <w:pPr>
+        <w:rPr>
+          <w:b/>
+          <w:bCs/>
+        </w:rPr>
+      </w:pPr>
+      <w:r>
+        <w:rPr>
+          <w:b/>
+          <w:bCs/>
+        </w:rPr>
+        <w:t>3. Why Accuracy Can Fail</w:t>
+      </w:r>
+    </w:p>
+    <w:p>
+      <w:r>
+        <w:t xml:space="preserve">Suppose there are </w:t>
+      </w:r>
+      <w:r>
+        <w:rPr>
+          <w:b/>
+          <w:bCs/>
+        </w:rPr>
+        <w:t>1000 people</w:t>
+      </w:r>
+      <w:r>
+        <w:t>:</w:t>
+      </w:r>
+    </w:p>
+    <w:p>
+      <w:r>
+        <w:t>990 → Healthy</w:t>
+      </w:r>
+    </w:p>
+    <w:p>
+      <w:proofErr w:type="gramStart"/>
+      <w:r>
+        <w:t>10  →</w:t>
+      </w:r>
+      <w:proofErr w:type="gramEnd"/>
+      <w:r>
+        <w:t xml:space="preserve"> Disease</w:t>
+      </w:r>
+    </w:p>
+    <w:p>
+      <w:r>
+        <w:t xml:space="preserve">A useless model predicts </w:t>
+      </w:r>
+      <w:r>
+        <w:rPr>
+          <w:b/>
+          <w:bCs/>
+        </w:rPr>
+        <w:t>Healthy for everyone</w:t>
+      </w:r>
+      <w:r>
+        <w:t>.</w:t>
+      </w:r>
+    </w:p>
+    <w:p>
+      <w:r>
+        <w:t>It gets:</w:t>
+      </w:r>
+    </w:p>
+    <w:p>
+      <w:r>
+        <w:t>990 / 1000 = 99% accuracy</w:t>
+      </w:r>
+    </w:p>
+    <w:p>
+      <w:r>
+        <w:t xml:space="preserve">But it detects </w:t>
+      </w:r>
+      <w:r>
+        <w:rPr>
+          <w:b/>
+          <w:bCs/>
+        </w:rPr>
+        <w:t>0 out of 10 sick people</w:t>
+      </w:r>
+      <w:r>
+        <w:t xml:space="preserve">. </w:t>
+      </w:r>
+      <w:r>
+        <w:rPr>
+          <w:rFonts w:ascii="Segoe UI Emoji" w:hAnsi="Segoe UI Emoji" w:cs="Segoe UI Emoji"/>
+        </w:rPr>
+        <w:t>❌</w:t>
+      </w:r>
+    </w:p>
+    <w:p>
+      <w:proofErr w:type="gramStart"/>
+      <w:r>
+        <w:t>So</w:t>
+      </w:r>
+      <w:proofErr w:type="gramEnd"/>
+      <w:r>
+        <w:t xml:space="preserve"> accuracy says </w:t>
+      </w:r>
+      <w:r>
+        <w:rPr>
+          <w:b/>
+          <w:bCs/>
+        </w:rPr>
+        <w:t>99%</w:t>
+      </w:r>
+      <w:r>
+        <w:t>, while the model is actually useless for the important class.</w:t>
+      </w:r>
+    </w:p>
+    <w:p>
+      <w:r>
+        <w:t>That's why we use:</w:t>
+      </w:r>
+    </w:p>
+    <w:p>
+      <w:r>
+        <w:rPr>
+          <w:b/>
+          <w:bCs/>
+        </w:rPr>
+        <w:t>Precision, Recall, F1-score, ROC-AUC</w:t>
+      </w:r>
+      <w:r>
+        <w:t>, etc.</w:t>
+      </w:r>
+    </w:p>
+    <w:p>
+      <w:pPr>
+        <w:rPr>
+          <w:b/>
+          <w:bCs/>
+        </w:rPr>
+      </w:pPr>
+      <w:r>
+        <w:rPr>
+          <w:rFonts w:ascii="Segoe UI Emoji" w:hAnsi="Segoe UI Emoji" w:cs="Segoe UI Emoji"/>
+          <w:b/>
+          <w:bCs/>
+        </w:rPr>
+        <w:lastRenderedPageBreak/>
+        <w:t>🧠</w:t>
+      </w:r>
+      <w:r>
+        <w:rPr>
+          <w:b/>
+          <w:bCs/>
+        </w:rPr>
+        <w:t xml:space="preserve"> Remember</w:t>
+      </w:r>
+    </w:p>
+    <w:p>
+      <w:pPr>
+        <w:pBdr>
+          <w:bottom w:val="double" w:sz="6" w:space="1" w:color="auto"/>
+        </w:pBdr>
+      </w:pPr>
+      <w:r>
+        <w:rPr>
+          <w:b/>
+          <w:bCs/>
+        </w:rPr>
+        <w:t>Accuracy = How many were correct?</w:t>
+      </w:r>
+      <w:r>
+        <w:br/>
+      </w:r>
+      <w:r>
+        <w:rPr>
+          <w:b/>
+          <w:bCs/>
+        </w:rPr>
+        <w:t>Confusion Matrix = What kinds of mistakes did the model make?</w:t>
+      </w:r>
+    </w:p>
     <w:p/>
     <w:sectPr>
       <w:pgSz w:w="11906" w:h="16838" w:code="9"/>
@@ -2767,6 +3469,155 @@
     </w:lvl>
   </w:abstractNum>
   <w:abstractNum w:abstractNumId="3" w15:restartNumberingAfterBreak="0">
+    <w:nsid w:val="373A7910"/>
+    <w:multiLevelType w:val="multilevel"/>
+    <w:tmpl w:val="711E193A"/>
+    <w:lvl w:ilvl="0">
+      <w:start w:val="1"/>
+      <w:numFmt w:val="bullet"/>
+      <w:lvlText w:val=""/>
+      <w:lvlJc w:val="left"/>
+      <w:pPr>
+        <w:tabs>
+          <w:tab w:val="num" w:pos="720"/>
+        </w:tabs>
+        <w:ind w:left="720" w:hanging="360"/>
+      </w:pPr>
+      <w:rPr>
+        <w:rFonts w:ascii="Symbol" w:hAnsi="Symbol" w:hint="default"/>
+        <w:sz w:val="20"/>
+      </w:rPr>
+    </w:lvl>
+    <w:lvl w:ilvl="1" w:tentative="1">
+      <w:start w:val="1"/>
+      <w:numFmt w:val="bullet"/>
+      <w:lvlText w:val="o"/>
+      <w:lvlJc w:val="left"/>
+      <w:pPr>
+        <w:tabs>
+          <w:tab w:val="num" w:pos="1440"/>
+        </w:tabs>
+        <w:ind w:left="1440" w:hanging="360"/>
+      </w:pPr>
+      <w:rPr>
+        <w:rFonts w:ascii="Courier New" w:hAnsi="Courier New" w:hint="default"/>
+        <w:sz w:val="20"/>
+      </w:rPr>
+    </w:lvl>
+    <w:lvl w:ilvl="2" w:tentative="1">
+      <w:start w:val="1"/>
+      <w:numFmt w:val="bullet"/>
+      <w:lvlText w:val=""/>
+      <w:lvlJc w:val="left"/>
+      <w:pPr>
+        <w:tabs>
+          <w:tab w:val="num" w:pos="2160"/>
+        </w:tabs>
+        <w:ind w:left="2160" w:hanging="360"/>
+      </w:pPr>
+      <w:rPr>
+        <w:rFonts w:ascii="Wingdings" w:hAnsi="Wingdings" w:hint="default"/>
+        <w:sz w:val="20"/>
+      </w:rPr>
+    </w:lvl>
+    <w:lvl w:ilvl="3" w:tentative="1">
+      <w:start w:val="1"/>
+      <w:numFmt w:val="bullet"/>
+      <w:lvlText w:val=""/>
+      <w:lvlJc w:val="left"/>
+      <w:pPr>
+        <w:tabs>
+          <w:tab w:val="num" w:pos="2880"/>
+        </w:tabs>
+        <w:ind w:left="2880" w:hanging="360"/>
+      </w:pPr>
+      <w:rPr>
+        <w:rFonts w:ascii="Wingdings" w:hAnsi="Wingdings" w:hint="default"/>
+        <w:sz w:val="20"/>
+      </w:rPr>
+    </w:lvl>
+    <w:lvl w:ilvl="4" w:tentative="1">
+      <w:start w:val="1"/>
+      <w:numFmt w:val="bullet"/>
+      <w:lvlText w:val=""/>
+      <w:lvlJc w:val="left"/>
+      <w:pPr>
+        <w:tabs>
+          <w:tab w:val="num" w:pos="3600"/>
+        </w:tabs>
+        <w:ind w:left="3600" w:hanging="360"/>
+      </w:pPr>
+      <w:rPr>
+        <w:rFonts w:ascii="Wingdings" w:hAnsi="Wingdings" w:hint="default"/>
+        <w:sz w:val="20"/>
+      </w:rPr>
+    </w:lvl>
+    <w:lvl w:ilvl="5" w:tentative="1">
+      <w:start w:val="1"/>
+      <w:numFmt w:val="bullet"/>
+      <w:lvlText w:val=""/>
+      <w:lvlJc w:val="left"/>
+      <w:pPr>
+        <w:tabs>
+          <w:tab w:val="num" w:pos="4320"/>
+        </w:tabs>
+        <w:ind w:left="4320" w:hanging="360"/>
+      </w:pPr>
+      <w:rPr>
+        <w:rFonts w:ascii="Wingdings" w:hAnsi="Wingdings" w:hint="default"/>
+        <w:sz w:val="20"/>
+      </w:rPr>
+    </w:lvl>
+    <w:lvl w:ilvl="6" w:tentative="1">
+      <w:start w:val="1"/>
+      <w:numFmt w:val="bullet"/>
+      <w:lvlText w:val=""/>
+      <w:lvlJc w:val="left"/>
+      <w:pPr>
+        <w:tabs>
+          <w:tab w:val="num" w:pos="5040"/>
+        </w:tabs>
+        <w:ind w:left="5040" w:hanging="360"/>
+      </w:pPr>
+      <w:rPr>
+        <w:rFonts w:ascii="Wingdings" w:hAnsi="Wingdings" w:hint="default"/>
+        <w:sz w:val="20"/>
+      </w:rPr>
+    </w:lvl>
+    <w:lvl w:ilvl="7" w:tentative="1">
+      <w:start w:val="1"/>
+      <w:numFmt w:val="bullet"/>
+      <w:lvlText w:val=""/>
+      <w:lvlJc w:val="left"/>
+      <w:pPr>
+        <w:tabs>
+          <w:tab w:val="num" w:pos="5760"/>
+        </w:tabs>
+        <w:ind w:left="5760" w:hanging="360"/>
+      </w:pPr>
+      <w:rPr>
+        <w:rFonts w:ascii="Wingdings" w:hAnsi="Wingdings" w:hint="default"/>
+        <w:sz w:val="20"/>
+      </w:rPr>
+    </w:lvl>
+    <w:lvl w:ilvl="8" w:tentative="1">
+      <w:start w:val="1"/>
+      <w:numFmt w:val="bullet"/>
+      <w:lvlText w:val=""/>
+      <w:lvlJc w:val="left"/>
+      <w:pPr>
+        <w:tabs>
+          <w:tab w:val="num" w:pos="6480"/>
+        </w:tabs>
+        <w:ind w:left="6480" w:hanging="360"/>
+      </w:pPr>
+      <w:rPr>
+        <w:rFonts w:ascii="Wingdings" w:hAnsi="Wingdings" w:hint="default"/>
+        <w:sz w:val="20"/>
+      </w:rPr>
+    </w:lvl>
+  </w:abstractNum>
+  <w:abstractNum w:abstractNumId="4" w15:restartNumberingAfterBreak="0">
     <w:nsid w:val="3CB06AB7"/>
     <w:multiLevelType w:val="multilevel"/>
     <w:tmpl w:val="74E03512"/>
@@ -2879,7 +3730,7 @@
       </w:pPr>
     </w:lvl>
   </w:abstractNum>
-  <w:abstractNum w:abstractNumId="4" w15:restartNumberingAfterBreak="0">
+  <w:abstractNum w:abstractNumId="5" w15:restartNumberingAfterBreak="0">
     <w:nsid w:val="63063B79"/>
     <w:multiLevelType w:val="multilevel"/>
     <w:tmpl w:val="7D28FD0E"/>
@@ -3035,13 +3886,16 @@
     <w:abstractNumId w:val="0"/>
   </w:num>
   <w:num w:numId="3" w16cid:durableId="748889953">
-    <w:abstractNumId w:val="3"/>
+    <w:abstractNumId w:val="4"/>
   </w:num>
   <w:num w:numId="4" w16cid:durableId="1410541909">
-    <w:abstractNumId w:val="4"/>
+    <w:abstractNumId w:val="5"/>
   </w:num>
   <w:num w:numId="5" w16cid:durableId="2056394775">
     <w:abstractNumId w:val="2"/>
+  </w:num>
+  <w:num w:numId="6" w16cid:durableId="294070647">
+    <w:abstractNumId w:val="3"/>
   </w:num>
 </w:numbering>
 </file>

--- a/n__module 4/logistic regression/Logistic Regression.docx
+++ b/n__module 4/logistic regression/Logistic Regression.docx
@@ -3042,6 +3042,640 @@
           <w:bCs/>
         </w:rPr>
         <w:t>Confusion Matrix = What kinds of mistakes did the model make?</w:t>
+      </w:r>
+    </w:p>
+    <w:p>
+      <w:pPr>
+        <w:rPr>
+          <w:b/>
+          <w:bCs/>
+        </w:rPr>
+      </w:pPr>
+      <w:r>
+        <w:rPr>
+          <w:b/>
+          <w:bCs/>
+        </w:rPr>
+        <w:t>Classification Metrics — Short Notes</w:t>
+      </w:r>
+    </w:p>
+    <w:p>
+      <w:pPr>
+        <w:rPr>
+          <w:b/>
+          <w:bCs/>
+        </w:rPr>
+      </w:pPr>
+      <w:r>
+        <w:rPr>
+          <w:b/>
+          <w:bCs/>
+        </w:rPr>
+        <w:t>1. Precision</w:t>
+      </w:r>
+    </w:p>
+    <w:p>
+      <w:r>
+        <w:rPr>
+          <w:b/>
+          <w:bCs/>
+        </w:rPr>
+        <w:t>Precision:</w:t>
+      </w:r>
+      <w:r>
+        <w:t xml:space="preserve"> Out of all predictions made as </w:t>
+      </w:r>
+      <w:r>
+        <w:rPr>
+          <w:b/>
+          <w:bCs/>
+        </w:rPr>
+        <w:t>Positive</w:t>
+      </w:r>
+      <w:r>
+        <w:t>, how many were actually Positive?</w:t>
+      </w:r>
+    </w:p>
+    <w:p>
+      <w:r>
+        <w:t>[</w:t>
+      </w:r>
+      <w:r>
+        <w:br/>
+        <w:t>Precision=\</w:t>
+      </w:r>
+      <w:proofErr w:type="gramStart"/>
+      <w:r>
+        <w:t>frac{</w:t>
+      </w:r>
+      <w:proofErr w:type="gramEnd"/>
+      <w:r>
+        <w:t>TP}{TP+FP}</w:t>
+      </w:r>
+      <w:r>
+        <w:br/>
+        <w:t>]</w:t>
+      </w:r>
+    </w:p>
+    <w:p>
+      <w:r>
+        <w:rPr>
+          <w:b/>
+          <w:bCs/>
+        </w:rPr>
+        <w:t>Use when False Positives are costly.</w:t>
+      </w:r>
+    </w:p>
+    <w:p>
+      <w:r>
+        <w:t xml:space="preserve">Example: </w:t>
+      </w:r>
+      <w:r>
+        <w:rPr>
+          <w:b/>
+          <w:bCs/>
+        </w:rPr>
+        <w:t>Spam detection</w:t>
+      </w:r>
+      <w:r>
+        <w:t xml:space="preserve"> → Don't mark important emails as spam.</w:t>
+      </w:r>
+    </w:p>
+    <w:p>
+      <w:r>
+        <w:pict w14:anchorId="63DAB798">
+          <v:rect id="_x0000_i1137" style="width:0;height:1.5pt" o:hralign="center" o:hrstd="t" o:hr="t" fillcolor="#a0a0a0" stroked="f"/>
+        </w:pict>
+      </w:r>
+    </w:p>
+    <w:p>
+      <w:pPr>
+        <w:rPr>
+          <w:b/>
+          <w:bCs/>
+        </w:rPr>
+      </w:pPr>
+      <w:r>
+        <w:rPr>
+          <w:b/>
+          <w:bCs/>
+        </w:rPr>
+        <w:t>2. Recall</w:t>
+      </w:r>
+    </w:p>
+    <w:p>
+      <w:r>
+        <w:rPr>
+          <w:b/>
+          <w:bCs/>
+        </w:rPr>
+        <w:t>Recall:</w:t>
+      </w:r>
+      <w:r>
+        <w:t xml:space="preserve"> Out of all </w:t>
+      </w:r>
+      <w:r>
+        <w:rPr>
+          <w:b/>
+          <w:bCs/>
+        </w:rPr>
+        <w:t>actual Positive</w:t>
+      </w:r>
+      <w:r>
+        <w:t xml:space="preserve"> cases, how many did the model correctly detect?</w:t>
+      </w:r>
+    </w:p>
+    <w:p>
+      <w:r>
+        <w:t>[</w:t>
+      </w:r>
+      <w:r>
+        <w:br/>
+        <w:t>Recall=\</w:t>
+      </w:r>
+      <w:proofErr w:type="gramStart"/>
+      <w:r>
+        <w:t>frac{</w:t>
+      </w:r>
+      <w:proofErr w:type="gramEnd"/>
+      <w:r>
+        <w:t>TP}{TP+FN}</w:t>
+      </w:r>
+      <w:r>
+        <w:br/>
+        <w:t>]</w:t>
+      </w:r>
+    </w:p>
+    <w:p>
+      <w:r>
+        <w:rPr>
+          <w:b/>
+          <w:bCs/>
+        </w:rPr>
+        <w:t>Use when False Negatives are costly.</w:t>
+      </w:r>
+    </w:p>
+    <w:p>
+      <w:r>
+        <w:t xml:space="preserve">Example: </w:t>
+      </w:r>
+      <w:r>
+        <w:rPr>
+          <w:b/>
+          <w:bCs/>
+        </w:rPr>
+        <w:t>Disease detection</w:t>
+      </w:r>
+      <w:r>
+        <w:t xml:space="preserve"> → Don't miss a sick patient.</w:t>
+      </w:r>
+    </w:p>
+    <w:p>
+      <w:r>
+        <w:pict w14:anchorId="58C22E7D">
+          <v:rect id="_x0000_i1138" style="width:0;height:1.5pt" o:hralign="center" o:hrstd="t" o:hr="t" fillcolor="#a0a0a0" stroked="f"/>
+        </w:pict>
+      </w:r>
+    </w:p>
+    <w:p>
+      <w:pPr>
+        <w:rPr>
+          <w:b/>
+          <w:bCs/>
+        </w:rPr>
+      </w:pPr>
+      <w:r>
+        <w:rPr>
+          <w:b/>
+          <w:bCs/>
+        </w:rPr>
+        <w:t>3. F1 Score</w:t>
+      </w:r>
+    </w:p>
+    <w:p>
+      <w:r>
+        <w:t xml:space="preserve">F1 combines </w:t>
+      </w:r>
+      <w:r>
+        <w:rPr>
+          <w:b/>
+          <w:bCs/>
+        </w:rPr>
+        <w:t>Precision and Recall</w:t>
+      </w:r>
+      <w:r>
+        <w:t xml:space="preserve"> using their harmonic mean:</w:t>
+      </w:r>
+    </w:p>
+    <w:p>
+      <w:r>
+        <w:t>[</w:t>
+      </w:r>
+      <w:r>
+        <w:br/>
+        <w:t>F1=2\</w:t>
+      </w:r>
+      <w:proofErr w:type="gramStart"/>
+      <w:r>
+        <w:t>frac{</w:t>
+      </w:r>
+      <w:proofErr w:type="gramEnd"/>
+      <w:r>
+        <w:t xml:space="preserve">Precision\times </w:t>
+      </w:r>
+      <w:proofErr w:type="gramStart"/>
+      <w:r>
+        <w:t>Recall}{</w:t>
+      </w:r>
+      <w:proofErr w:type="spellStart"/>
+      <w:proofErr w:type="gramEnd"/>
+      <w:r>
+        <w:t>Precision+Recall</w:t>
+      </w:r>
+      <w:proofErr w:type="spellEnd"/>
+      <w:r>
+        <w:t>}</w:t>
+      </w:r>
+      <w:r>
+        <w:br/>
+        <w:t>]</w:t>
+      </w:r>
+    </w:p>
+    <w:p>
+      <w:r>
+        <w:t xml:space="preserve">If either Precision or Recall is low, </w:t>
+      </w:r>
+      <w:r>
+        <w:rPr>
+          <w:b/>
+          <w:bCs/>
+        </w:rPr>
+        <w:t>F1 also becomes low</w:t>
+      </w:r>
+      <w:r>
+        <w:t>.</w:t>
+      </w:r>
+    </w:p>
+    <w:p>
+      <w:r>
+        <w:rPr>
+          <w:b/>
+          <w:bCs/>
+        </w:rPr>
+        <w:t>Use when you need a balance between Precision and Recall.</w:t>
+      </w:r>
+    </w:p>
+    <w:p>
+      <w:r>
+        <w:pict w14:anchorId="2C7E5D4F">
+          <v:rect id="_x0000_i1139" style="width:0;height:1.5pt" o:hralign="center" o:hrstd="t" o:hr="t" fillcolor="#a0a0a0" stroked="f"/>
+        </w:pict>
+      </w:r>
+    </w:p>
+    <w:p>
+      <w:pPr>
+        <w:rPr>
+          <w:b/>
+          <w:bCs/>
+        </w:rPr>
+      </w:pPr>
+      <w:r>
+        <w:rPr>
+          <w:b/>
+          <w:bCs/>
+        </w:rPr>
+        <w:t>4. Multi-Class Classification</w:t>
+      </w:r>
+    </w:p>
+    <w:p>
+      <w:r>
+        <w:t xml:space="preserve">When there are more than 2 classes, metrics are calculated </w:t>
+      </w:r>
+      <w:r>
+        <w:rPr>
+          <w:b/>
+          <w:bCs/>
+        </w:rPr>
+        <w:t>for each class</w:t>
+      </w:r>
+      <w:r>
+        <w:t>.</w:t>
+      </w:r>
+    </w:p>
+    <w:p>
+      <w:r>
+        <w:rPr>
+          <w:b/>
+          <w:bCs/>
+        </w:rPr>
+        <w:t>Macro Average:</w:t>
+      </w:r>
+    </w:p>
+    <w:p>
+      <w:r>
+        <w:t>Gives equal importance to every class.</w:t>
+      </w:r>
+    </w:p>
+    <w:p>
+      <w:r>
+        <w:rPr>
+          <w:b/>
+          <w:bCs/>
+        </w:rPr>
+        <w:t>Weighted Average:</w:t>
+      </w:r>
+    </w:p>
+    <w:p>
+      <w:r>
+        <w:lastRenderedPageBreak/>
+        <w:t>Gives more importance to classes having more samples.</w:t>
+      </w:r>
+    </w:p>
+    <w:p>
+      <w:r>
+        <w:pict w14:anchorId="06CE68C2">
+          <v:rect id="_x0000_i1140" style="width:0;height:1.5pt" o:hralign="center" o:hrstd="t" o:hr="t" fillcolor="#a0a0a0" stroked="f"/>
+        </w:pict>
+      </w:r>
+    </w:p>
+    <w:p>
+      <w:pPr>
+        <w:rPr>
+          <w:b/>
+          <w:bCs/>
+        </w:rPr>
+      </w:pPr>
+      <w:r>
+        <w:rPr>
+          <w:rFonts w:ascii="Segoe UI Emoji" w:hAnsi="Segoe UI Emoji" w:cs="Segoe UI Emoji"/>
+          <w:b/>
+          <w:bCs/>
+        </w:rPr>
+        <w:t>🧠</w:t>
+      </w:r>
+      <w:r>
+        <w:rPr>
+          <w:b/>
+          <w:bCs/>
+        </w:rPr>
+        <w:t xml:space="preserve"> Easy Way to Remember</w:t>
+      </w:r>
+    </w:p>
+    <w:p>
+      <w:r>
+        <w:t>Precision → "When I said Positive, was I correct?"</w:t>
+      </w:r>
+    </w:p>
+    <w:p>
+      <w:r>
+        <w:t xml:space="preserve">                ↓</w:t>
+      </w:r>
+    </w:p>
+    <w:p>
+      <w:r>
+        <w:t xml:space="preserve">             Avoid FP</w:t>
+      </w:r>
+    </w:p>
+    <w:p/>
+    <w:p>
+      <w:r>
+        <w:t>Recall → "Did I find all the actual Positives?"</w:t>
+      </w:r>
+    </w:p>
+    <w:p>
+      <w:r>
+        <w:t xml:space="preserve">                ↓</w:t>
+      </w:r>
+    </w:p>
+    <w:p>
+      <w:r>
+        <w:t xml:space="preserve">             Avoid FN</w:t>
+      </w:r>
+    </w:p>
+    <w:p/>
+    <w:p>
+      <w:r>
+        <w:t>F1 → "Balance between Precision + Recall"</w:t>
+      </w:r>
+    </w:p>
+    <w:p>
+      <w:pPr>
+        <w:rPr>
+          <w:b/>
+          <w:bCs/>
+        </w:rPr>
+      </w:pPr>
+      <w:r>
+        <w:rPr>
+          <w:b/>
+          <w:bCs/>
+        </w:rPr>
+        <w:t>Scikit-Learn</w:t>
+      </w:r>
+    </w:p>
+    <w:p>
+      <w:r>
+        <w:t xml:space="preserve">from </w:t>
+      </w:r>
+      <w:proofErr w:type="spellStart"/>
+      <w:proofErr w:type="gramStart"/>
+      <w:r>
+        <w:t>sklearn.metrics</w:t>
+      </w:r>
+      <w:proofErr w:type="spellEnd"/>
+      <w:proofErr w:type="gramEnd"/>
+      <w:r>
+        <w:t xml:space="preserve"> import </w:t>
+      </w:r>
+      <w:proofErr w:type="spellStart"/>
+      <w:r>
+        <w:t>precision_score</w:t>
+      </w:r>
+      <w:proofErr w:type="spellEnd"/>
+      <w:r>
+        <w:t xml:space="preserve">, </w:t>
+      </w:r>
+      <w:proofErr w:type="spellStart"/>
+      <w:r>
+        <w:t>recall_score</w:t>
+      </w:r>
+      <w:proofErr w:type="spellEnd"/>
+      <w:r>
+        <w:t>, f1_score</w:t>
+      </w:r>
+    </w:p>
+    <w:p/>
+    <w:p>
+      <w:proofErr w:type="spellStart"/>
+      <w:r>
+        <w:t>precision_</w:t>
+      </w:r>
+      <w:proofErr w:type="gramStart"/>
+      <w:r>
+        <w:t>score</w:t>
+      </w:r>
+      <w:proofErr w:type="spellEnd"/>
+      <w:r>
+        <w:t>(</w:t>
+      </w:r>
+      <w:proofErr w:type="spellStart"/>
+      <w:proofErr w:type="gramEnd"/>
+      <w:r>
+        <w:t>y_test</w:t>
+      </w:r>
+      <w:proofErr w:type="spellEnd"/>
+      <w:r>
+        <w:t xml:space="preserve">, </w:t>
+      </w:r>
+      <w:proofErr w:type="spellStart"/>
+      <w:r>
+        <w:t>y_pred</w:t>
+      </w:r>
+      <w:proofErr w:type="spellEnd"/>
+      <w:r>
+        <w:t>)</w:t>
+      </w:r>
+    </w:p>
+    <w:p>
+      <w:proofErr w:type="spellStart"/>
+      <w:r>
+        <w:t>recall_</w:t>
+      </w:r>
+      <w:proofErr w:type="gramStart"/>
+      <w:r>
+        <w:t>score</w:t>
+      </w:r>
+      <w:proofErr w:type="spellEnd"/>
+      <w:r>
+        <w:t>(</w:t>
+      </w:r>
+      <w:proofErr w:type="spellStart"/>
+      <w:proofErr w:type="gramEnd"/>
+      <w:r>
+        <w:t>y_test</w:t>
+      </w:r>
+      <w:proofErr w:type="spellEnd"/>
+      <w:r>
+        <w:t xml:space="preserve">, </w:t>
+      </w:r>
+      <w:proofErr w:type="spellStart"/>
+      <w:r>
+        <w:t>y_pred</w:t>
+      </w:r>
+      <w:proofErr w:type="spellEnd"/>
+      <w:r>
+        <w:t>)</w:t>
+      </w:r>
+    </w:p>
+    <w:p>
+      <w:r>
+        <w:t>f1_</w:t>
+      </w:r>
+      <w:proofErr w:type="gramStart"/>
+      <w:r>
+        <w:t>score(</w:t>
+      </w:r>
+      <w:proofErr w:type="spellStart"/>
+      <w:proofErr w:type="gramEnd"/>
+      <w:r>
+        <w:t>y_test</w:t>
+      </w:r>
+      <w:proofErr w:type="spellEnd"/>
+      <w:r>
+        <w:t xml:space="preserve">, </w:t>
+      </w:r>
+      <w:proofErr w:type="spellStart"/>
+      <w:r>
+        <w:t>y_pred</w:t>
+      </w:r>
+      <w:proofErr w:type="spellEnd"/>
+      <w:r>
+        <w:t>)</w:t>
+      </w:r>
+    </w:p>
+    <w:p>
+      <w:r>
+        <w:t>Or get everything together:</w:t>
+      </w:r>
+    </w:p>
+    <w:p>
+      <w:r>
+        <w:t xml:space="preserve">from </w:t>
+      </w:r>
+      <w:proofErr w:type="spellStart"/>
+      <w:proofErr w:type="gramStart"/>
+      <w:r>
+        <w:t>sklearn.metrics</w:t>
+      </w:r>
+      <w:proofErr w:type="spellEnd"/>
+      <w:proofErr w:type="gramEnd"/>
+      <w:r>
+        <w:t xml:space="preserve"> import </w:t>
+      </w:r>
+      <w:proofErr w:type="spellStart"/>
+      <w:r>
+        <w:t>classification_report</w:t>
+      </w:r>
+      <w:proofErr w:type="spellEnd"/>
+    </w:p>
+    <w:p/>
+    <w:p>
+      <w:proofErr w:type="gramStart"/>
+      <w:r>
+        <w:t>print(</w:t>
+      </w:r>
+      <w:proofErr w:type="spellStart"/>
+      <w:proofErr w:type="gramEnd"/>
+      <w:r>
+        <w:t>classification_</w:t>
+      </w:r>
+      <w:proofErr w:type="gramStart"/>
+      <w:r>
+        <w:t>report</w:t>
+      </w:r>
+      <w:proofErr w:type="spellEnd"/>
+      <w:r>
+        <w:t>(</w:t>
+      </w:r>
+      <w:proofErr w:type="spellStart"/>
+      <w:proofErr w:type="gramEnd"/>
+      <w:r>
+        <w:t>y_test</w:t>
+      </w:r>
+      <w:proofErr w:type="spellEnd"/>
+      <w:r>
+        <w:t xml:space="preserve">, </w:t>
+      </w:r>
+      <w:proofErr w:type="spellStart"/>
+      <w:r>
+        <w:t>y_pred</w:t>
+      </w:r>
+      <w:proofErr w:type="spellEnd"/>
+      <w:r>
+        <w:t>))</w:t>
+      </w:r>
+    </w:p>
+    <w:p>
+      <w:r>
+        <w:rPr>
+          <w:b/>
+          <w:bCs/>
+        </w:rPr>
+        <w:t>Key idea:</w:t>
+      </w:r>
+    </w:p>
+    <w:p>
+      <w:pPr>
+        <w:pBdr>
+          <w:bottom w:val="double" w:sz="6" w:space="1" w:color="auto"/>
+        </w:pBdr>
+      </w:pPr>
+      <w:r>
+        <w:rPr>
+          <w:b/>
+          <w:bCs/>
+        </w:rPr>
+        <w:t>Precision cares about False Positives; Recall cares about False Negatives; F1 balances both.</w:t>
       </w:r>
     </w:p>
     <w:p/>
